--- a/pMIC_Pipeline_v3_Methods_Results_Report.docx
+++ b/pMIC_Pipeline_v3_Methods_Results_Report.docx
@@ -24,11 +24,11 @@
           <w:i/>
           <w:sz w:val="22"/>
         </w:rPr>
-        <w:t>Complete Methods and Results Report</w:t>
+        <w:t>Methods and Results Report</w:t>
         <w:br/>
-        <w:t>Butina/Tanimoto Split · Classification (pMIC ≥ 6) · Regression ·</w:t>
+        <w:t>Canonical SMILES · Duplicate collapse · Butina/Tanimoto split ·</w:t>
         <w:br/>
-        <w:t>Cascade Active-only Potency · Interpretability · External Validation · Library Screens</w:t>
+        <w:t>Classification (pMIC ≥ 6) · Regression · Applicability Domain · External Validation</w:t>
       </w:r>
     </w:p>
     <w:p>
@@ -39,7 +39,7 @@
         <w:rPr>
           <w:sz w:val="20"/>
         </w:rPr>
-        <w:t>Primary dataset: Smiles.xlsx (n = 35,948)  |  Selected activity cutoff: pMIC ≥ 6.0  |  Seed = 42</w:t>
+        <w:t>Modeling set after canonicalization: n = 19,183 unique molecules  |  Activity cutoff: pMIC ≥ 6.0  |  Seed = 42</w:t>
       </w:r>
     </w:p>
     <w:p>
@@ -61,7 +61,7 @@
           <w:i w:val="0"/>
           <w:sz w:val="22"/>
         </w:rPr>
-        <w:t>This report documents a scaffold-aware quantitative structure–activity relationship (QSAR) pipeline for antimycobacterial potency (pMIC). The workflow combines multi-fingerprint molecular representation, Butina clustering with Tanimoto similarity for train/test partitioning and GroupKFold cross-validation, multi-model ensembles, SHAP-based fingerprint highlighting, classification cutoff selection between pMIC 5.5 and 6.0, a cascade (classify → active-only regress) potency stage, external validation, and virtual screening of drug and natural-product libraries including COCONUT.</w:t>
+        <w:t>This report documents a scaffold-aware quantitative structure–activity relationship (QSAR) pipeline for antimycobacterial potency (pMIC). SMILES strings were converted to RDKit canonical form and duplicate molecules were collapsed before fingerprint construction, so that one chemical entity could not enter the model under two different SMILES writings. The workflow then combined multi-fingerprint molecular representation, Butina clustering with Tanimoto similarity for train/test partitioning and GroupKFold cross-validation, multi-model ensembles, SHAP-based fingerprint highlighting, classification cutoff selection between pMIC 5.5 and 6.0, Williams applicability-domain (AD) analysis with percent coverage of external and screening libraries, labeled external validation, and virtual screening of approved drugs, 4FDN natural products, CyanoMetDB, and COCONUT.</w:t>
       </w:r>
     </w:p>
     <w:p>
@@ -70,6 +70,18 @@
       </w:pPr>
       <w:r>
         <w:t>1.1 Objectives</w:t>
+      </w:r>
+    </w:p>
+    <w:p>
+      <w:pPr>
+        <w:pStyle w:val="ListBullet"/>
+      </w:pPr>
+      <w:r>
+        <w:rPr>
+          <w:rFonts w:ascii="Calibri" w:hAnsi="Calibri"/>
+          <w:sz w:val="22"/>
+        </w:rPr>
+        <w:t>Standardize SMILES and remove intra-set molecular duplicates before featurization.</w:t>
       </w:r>
     </w:p>
     <w:p>
@@ -93,7 +105,7 @@
           <w:rFonts w:ascii="Calibri" w:hAnsi="Calibri"/>
           <w:sz w:val="22"/>
         </w:rPr>
-        <w:t>Classify Active vs Inactive at an evidence-based cutoff (prefer 6.0 over 7.0).</w:t>
+        <w:t>Classify Active vs Inactive at an evidence-based cutoff (pMIC ≥ 6.0).</w:t>
       </w:r>
     </w:p>
     <w:p>
@@ -117,7 +129,7 @@
           <w:rFonts w:ascii="Calibri" w:hAnsi="Calibri"/>
           <w:sz w:val="22"/>
         </w:rPr>
-        <w:t>Improve potency estimation among actives via cascade modeling without test leakage.</w:t>
+        <w:t>Quantify whether test, external, and screening libraries fall inside the AD, as percentages.</w:t>
       </w:r>
     </w:p>
     <w:p>
@@ -171,7 +183,7 @@
           <w:i w:val="0"/>
           <w:sz w:val="22"/>
         </w:rPr>
-        <w:t>Modeling data (Smiles.xlsx) comprised 35,948 compounds with experimental pMIC from 1.78 to 9.03. pMIC is −log₁₀(MIC [M]). An independent labeled set (Cleaned_External_Validation.xlsx, n = 122) was used only for final evaluation. Unlabeled libraries screened for candidates: approved DrugBank compounds, 4FDN natural-product docking set, CyanoMetDB V03 2024, and COCONUT (July 2026 dump).</w:t>
+        <w:t>Modeling data (Smiles.xlsx) originally comprised 35,948 rows with experimental pMIC. pMIC is −log₁₀(MIC [M]). An independent labeled set (Cleaned_External_Validation.xlsx, 122 rows) was used only for final evaluation. Unlabeled libraries: approved DrugBank compounds, 4FDN natural-product docking set, CyanoMetDB V03 2024, and COCONUT (July 2026 dump).</w:t>
       </w:r>
     </w:p>
     <w:p>
@@ -179,7 +191,43 @@
         <w:pStyle w:val="Heading2"/>
       </w:pPr>
       <w:r>
-        <w:t>2.2 Molecular representation</w:t>
+        <w:t>2.2 Canonical SMILES and duplicate removal</w:t>
+      </w:r>
+    </w:p>
+    <w:p>
+      <w:pPr>
+        <w:spacing w:after="160"/>
+      </w:pPr>
+      <w:r>
+        <w:rPr>
+          <w:rFonts w:ascii="Calibri" w:hAnsi="Calibri"/>
+          <w:b w:val="0"/>
+          <w:i w:val="0"/>
+          <w:sz w:val="22"/>
+        </w:rPr>
+        <w:t>Before any fingerprint or descriptor was computed, each SMILES string was parsed with RDKit and rewritten as Chem.MolToSmiles(..., canonical=True). Invalid structures and molecules with zero heavy atoms were dropped. Rows sharing the same canonical SMILES were collapsed to one molecule: pMIC was averaged and remaining columns kept the first occurrence. This prevents the same compound, written with two different SMILES strings, from entering the model as two independent training points. Salt stripping and charge neutralization were not applied. The same canonicalize-and-mean protocol was used on the labeled external set.</w:t>
+      </w:r>
+    </w:p>
+    <w:p>
+      <w:pPr>
+        <w:spacing w:after="160"/>
+      </w:pPr>
+      <w:r>
+        <w:rPr>
+          <w:rFonts w:ascii="Calibri" w:hAnsi="Calibri"/>
+          <w:b w:val="0"/>
+          <w:i w:val="0"/>
+          <w:sz w:val="22"/>
+        </w:rPr>
+        <w:t>After canonicalization the modeling table contained 19,183 unique molecules (16,765 duplicate rows removed; 4,204 groups had conflicting experimental pMIC and were averaged). pMIC ranged from 2.17 to 9.00. The external set collapsed from 122 to 92 unique molecules (30 duplicates; 3 conflicting-pMIC groups).</w:t>
+      </w:r>
+    </w:p>
+    <w:p>
+      <w:pPr>
+        <w:pStyle w:val="Heading2"/>
+      </w:pPr>
+      <w:r>
+        <w:t>2.3 Molecular representation</w:t>
       </w:r>
     </w:p>
     <w:p>
@@ -239,7 +287,7 @@
           <w:rFonts w:ascii="Calibri" w:hAnsi="Calibri"/>
           <w:sz w:val="22"/>
         </w:rPr>
-        <w:t>216 RDKit descriptors (Ipc excluded) → total 6,527 features</w:t>
+        <w:t>216 RDKit descriptors (Ipc excluded) → 6,527 features in total</w:t>
       </w:r>
     </w:p>
     <w:p>
@@ -253,7 +301,7 @@
           <w:i w:val="0"/>
           <w:sz w:val="22"/>
         </w:rPr>
-        <w:t>Invalid SMILES and zero-heavy-atom structures were dropped during featurization. Descriptors were sanitized (NaN/Inf → 0; clipped).</w:t>
+        <w:t>Invalid SMILES remaining after canonicalization and zero-heavy-atom structures were dropped during featurization (none remained in the modeling set). Descriptors were sanitized (NaN/Inf → 0; clipped).</w:t>
       </w:r>
     </w:p>
     <w:p>
@@ -261,7 +309,7 @@
         <w:pStyle w:val="Heading2"/>
       </w:pPr>
       <w:r>
-        <w:t>2.3 Feature selection</w:t>
+        <w:t>2.4 Feature selection</w:t>
       </w:r>
     </w:p>
     <w:p>
@@ -317,7 +365,7 @@
         <w:pStyle w:val="Heading2"/>
       </w:pPr>
       <w:r>
-        <w:t>2.4 Butina cluster split (scaffold-aware)</w:t>
+        <w:t>2.5 Butina cluster split (scaffold-aware)</w:t>
       </w:r>
     </w:p>
     <w:p>
@@ -345,7 +393,7 @@
           <w:i w:val="0"/>
           <w:sz w:val="22"/>
         </w:rPr>
-        <w:t>Partition: 4,505 clusters (1,606 singletons); Train n = 28,758 (2,486 clusters); Test n = 7,190 (2,019 clusters). Each molecule was labeled in preprocessed_data.xlsx with Split, CV_fold / Dataset_role, Butina_cluster, and (after classification) actual vs predicted activity labels.</w:t>
+        <w:t>Partition after unique-molecule modeling: 4,470 clusters (2,164 singletons); Train n = 15,346 (2,585 clusters); Test n = 3,837 (1,885 clusters). Each molecule was labeled in preprocessed_data.xlsx with Split, CV_fold / Dataset_role, and Butina_cluster.</w:t>
       </w:r>
     </w:p>
     <w:p>
@@ -353,7 +401,7 @@
         <w:pStyle w:val="Heading2"/>
       </w:pPr>
       <w:r>
-        <w:t>2.5 Models</w:t>
+        <w:t>2.6 Models</w:t>
       </w:r>
     </w:p>
     <w:p>
@@ -485,7 +533,7 @@
         <w:pStyle w:val="Heading2"/>
       </w:pPr>
       <w:r>
-        <w:t>2.6 Classification cutoff selection</w:t>
+        <w:t>2.7 Classification cutoff selection</w:t>
       </w:r>
     </w:p>
     <w:p>
@@ -499,7 +547,7 @@
           <w:i w:val="0"/>
           <w:sz w:val="22"/>
         </w:rPr>
-        <w:t>Binary Active labels were compared at pMIC ≥ 5.5 and ≥ 6.0 (cutoff 7 was discarded a priori because of extreme imbalance and absence of actives in the external set). Selection used GroupKFold RF probes and preferred 6.0 when near-best in ROC-AUC.</w:t>
+        <w:t>Binary Active labels were compared at pMIC ≥ 5.5 and ≥ 6.0 (cutoff 7 was discarded a priori because of extreme imbalance). Selection used GroupKFold random-forest probes and preferred 6.0 when it was best among near-AUC candidates.</w:t>
       </w:r>
     </w:p>
     <w:p>
@@ -507,7 +555,7 @@
         <w:pStyle w:val="Heading2"/>
       </w:pPr>
       <w:r>
-        <w:t>2.7 Cascade: classify then active-only regress</w:t>
+        <w:t>2.8 Cascade: classify then active-only regress</w:t>
       </w:r>
     </w:p>
     <w:p>
@@ -521,7 +569,7 @@
           <w:i w:val="0"/>
           <w:sz w:val="22"/>
         </w:rPr>
-        <w:t>To address poor potency calibration among high-pMIC compounds under a global regressor, a cascade was implemented without test leakage:</w:t>
+        <w:t>The global regressor ranks the full potency range but can miscalibrate among strong actives. A cascade was therefore fit on the unique-molecule Butina split with no test leakage:</w:t>
       </w:r>
     </w:p>
     <w:p>
@@ -533,7 +581,7 @@
           <w:rFonts w:ascii="Calibri" w:hAnsi="Calibri"/>
           <w:sz w:val="22"/>
         </w:rPr>
-        <w:t>Stage A: reuse the train-only classifier (pMIC ≥ 6).</w:t>
+        <w:t>Stage A: reuse the train-only classifier (pMIC ≥ 6); decision threshold from balanced accuracy on train probabilities.</w:t>
       </w:r>
     </w:p>
     <w:p>
@@ -545,7 +593,7 @@
           <w:rFonts w:ascii="Calibri" w:hAnsi="Calibri"/>
           <w:sz w:val="22"/>
         </w:rPr>
-        <w:t>Stage B: fit a new regressor only on train ∩ true actives; feature selection refit on that subset; GroupKFold by Butina cluster among actives.</w:t>
+        <w:t>Stage B: fit a new regressor only on train ∩ true actives (n = 2,258); feature selection refit on that subset; GroupKFold by Butina cluster among actives.</w:t>
       </w:r>
     </w:p>
     <w:p>
@@ -557,7 +605,7 @@
           <w:rFonts w:ascii="Calibri" w:hAnsi="Calibri"/>
           <w:sz w:val="22"/>
         </w:rPr>
-        <w:t>Test metrics reported separately as: (i) Oracle — active-regressor on true test actives; (ii) Pipeline — active-regressor on classifier-predicted actives; (iii) Baseline — global regressor for reference.</w:t>
+        <w:t>Test metrics reported separately as: (i) Oracle — active-regressor on true test actives; (ii) Pipeline — active-regressor on classifier-predicted actives; (iii) Baseline — global regressor for reference; (iv) true-positive subset.</w:t>
       </w:r>
     </w:p>
     <w:p>
@@ -565,7 +613,7 @@
         <w:pStyle w:val="Heading2"/>
       </w:pPr>
       <w:r>
-        <w:t>2.8 Interpretability</w:t>
+        <w:t>2.9 Applicability domain</w:t>
       </w:r>
     </w:p>
     <w:p>
@@ -579,7 +627,7 @@
           <w:i w:val="0"/>
           <w:sz w:val="22"/>
         </w:rPr>
-        <w:t>TreeSHAP attributions (ExtraTrees surrogate on classification features) ranked Morgan/MACCS bits. Top bits were mapped to atoms and highlighted on the five test compounds with highest Active_probability and on reference TB drugs (SMILES for mapping.xlsx).</w:t>
+        <w:t>Williams plots were computed in the selected feature space after StandardScaler and PCA (≤50 components) fitted on training data only. Leverage used the hat matrix in that PCA space with warning leverage h* = 3(p+1)/n_train. Standardized residuals used the training residual standard deviation. For labeled sets (Train, Test, External) a compound was in-AD if h ≤ h* and |standardized residual| ≤ 3. Unlabeled screening libraries have no experimental pMIC, so in-AD was leverage-only (h ≤ h*). Coverage was reported as a percentage of valid molecules. Williams scatter shows Train, Test, and External only; library coverage is summarized as bars (COCONUT is too large to scatter).</w:t>
       </w:r>
     </w:p>
     <w:p>
@@ -587,7 +635,7 @@
         <w:pStyle w:val="Heading2"/>
       </w:pPr>
       <w:r>
-        <w:t>2.9 External validation and screening</w:t>
+        <w:t>2.10 Interpretability</w:t>
       </w:r>
     </w:p>
     <w:p>
@@ -601,7 +649,7 @@
           <w:i w:val="0"/>
           <w:sz w:val="22"/>
         </w:rPr>
-        <w:t>Saved models were applied to Cleaned_External_Validation.xlsx and to four libraries. Original columns were retained; predictions written to new *_pmic files (COCONUT as CSV due to scale).</w:t>
+        <w:t>TreeSHAP attributions on the regression LightGBM surrogate ranked Morgan/MACCS bits. Top bits were mapped to atoms and highlighted on the five test compounds with highest predicted pMIC and on reference TB drugs (SMILES for mapping.xlsx).</w:t>
       </w:r>
     </w:p>
     <w:p>
@@ -609,7 +657,29 @@
         <w:pStyle w:val="Heading2"/>
       </w:pPr>
       <w:r>
-        <w:t>2.10 Software</w:t>
+        <w:t>2.11 External validation and screening</w:t>
+      </w:r>
+    </w:p>
+    <w:p>
+      <w:pPr>
+        <w:spacing w:after="160"/>
+      </w:pPr>
+      <w:r>
+        <w:rPr>
+          <w:rFonts w:ascii="Calibri" w:hAnsi="Calibri"/>
+          <w:b w:val="0"/>
+          <w:i w:val="0"/>
+          <w:sz w:val="22"/>
+        </w:rPr>
+        <w:t>Saved models were applied to the canonicalized external set and to three screening libraries (approved, 4FDN, CyanoMetDB). Original columns were retained; predictions were written to new *_pmic files. COCONUT was scored for AD coverage (738,820 valid structures); a prior full pMIC screen of the same dump remains available as CSV.</w:t>
+      </w:r>
+    </w:p>
+    <w:p>
+      <w:pPr>
+        <w:pStyle w:val="Heading2"/>
+      </w:pPr>
+      <w:r>
+        <w:t>2.12 Software</w:t>
       </w:r>
     </w:p>
     <w:p>
@@ -633,7 +703,7 @@
           <w:rFonts w:ascii="Calibri" w:hAnsi="Calibri"/>
           <w:sz w:val="22"/>
         </w:rPr>
-        <w:t>Key scripts: pmic_prediction.py, pmic_extras.py, retrain_cls_cutoff.py, cascade_cls_then_reg.py, postprocess_cls6.py, predict_forxlsx.py</w:t>
+        <w:t>Key scripts: pmic_prediction.py, pmic_extras.py, cascade_cls_then_reg.py, plot_ad_coverage.py, predict_forxlsx.py</w:t>
       </w:r>
     </w:p>
     <w:p>
@@ -649,7 +719,324 @@
         <w:pStyle w:val="Heading2"/>
       </w:pPr>
       <w:r>
-        <w:t>3.1 Cutoff comparison (5.5 vs 6.0)</w:t>
+        <w:t>3.1 Dataset after canonical SMILES</w:t>
+      </w:r>
+    </w:p>
+    <w:tbl>
+      <w:tblPr>
+        <w:tblStyle w:val="TableGrid"/>
+        <w:tblW w:type="auto" w:w="0"/>
+        <w:jc w:val="center"/>
+        <w:tblLook w:firstColumn="1" w:firstRow="1" w:lastColumn="0" w:lastRow="0" w:noHBand="0" w:noVBand="1" w:val="04A0"/>
+      </w:tblPr>
+      <w:tblGrid>
+        <w:gridCol w:w="1624"/>
+        <w:gridCol w:w="1624"/>
+        <w:gridCol w:w="1624"/>
+        <w:gridCol w:w="1624"/>
+        <w:gridCol w:w="1624"/>
+        <w:gridCol w:w="1624"/>
+      </w:tblGrid>
+      <w:tr>
+        <w:tc>
+          <w:tcPr>
+            <w:tcW w:type="dxa" w:w="1624"/>
+            <w:shd w:fill="1F4E79" w:val="clear"/>
+          </w:tcPr>
+          <w:p>
+            <w:r>
+              <w:rPr>
+                <w:b/>
+                <w:color w:val="FFFFFF"/>
+                <w:sz w:val="18"/>
+              </w:rPr>
+              <w:t>Set</w:t>
+            </w:r>
+          </w:p>
+        </w:tc>
+        <w:tc>
+          <w:tcPr>
+            <w:tcW w:type="dxa" w:w="1624"/>
+            <w:shd w:fill="1F4E79" w:val="clear"/>
+          </w:tcPr>
+          <w:p>
+            <w:r>
+              <w:rPr>
+                <w:b/>
+                <w:color w:val="FFFFFF"/>
+                <w:sz w:val="18"/>
+              </w:rPr>
+              <w:t>Raw rows</w:t>
+            </w:r>
+          </w:p>
+        </w:tc>
+        <w:tc>
+          <w:tcPr>
+            <w:tcW w:type="dxa" w:w="1624"/>
+            <w:shd w:fill="1F4E79" w:val="clear"/>
+          </w:tcPr>
+          <w:p>
+            <w:r>
+              <w:rPr>
+                <w:b/>
+                <w:color w:val="FFFFFF"/>
+                <w:sz w:val="18"/>
+              </w:rPr>
+              <w:t>Invalid SMILES</w:t>
+            </w:r>
+          </w:p>
+        </w:tc>
+        <w:tc>
+          <w:tcPr>
+            <w:tcW w:type="dxa" w:w="1624"/>
+            <w:shd w:fill="1F4E79" w:val="clear"/>
+          </w:tcPr>
+          <w:p>
+            <w:r>
+              <w:rPr>
+                <w:b/>
+                <w:color w:val="FFFFFF"/>
+                <w:sz w:val="18"/>
+              </w:rPr>
+              <w:t>Unique molecules</w:t>
+            </w:r>
+          </w:p>
+        </w:tc>
+        <w:tc>
+          <w:tcPr>
+            <w:tcW w:type="dxa" w:w="1624"/>
+            <w:shd w:fill="1F4E79" w:val="clear"/>
+          </w:tcPr>
+          <w:p>
+            <w:r>
+              <w:rPr>
+                <w:b/>
+                <w:color w:val="FFFFFF"/>
+                <w:sz w:val="18"/>
+              </w:rPr>
+              <w:t>Duplicates removed</w:t>
+            </w:r>
+          </w:p>
+        </w:tc>
+        <w:tc>
+          <w:tcPr>
+            <w:tcW w:type="dxa" w:w="1624"/>
+            <w:shd w:fill="1F4E79" w:val="clear"/>
+          </w:tcPr>
+          <w:p>
+            <w:r>
+              <w:rPr>
+                <w:b/>
+                <w:color w:val="FFFFFF"/>
+                <w:sz w:val="18"/>
+              </w:rPr>
+              <w:t>Conflicting pMIC groups</w:t>
+            </w:r>
+          </w:p>
+        </w:tc>
+      </w:tr>
+      <w:tr>
+        <w:tc>
+          <w:tcPr>
+            <w:tcW w:type="dxa" w:w="1624"/>
+          </w:tcPr>
+          <w:p>
+            <w:r>
+              <w:rPr>
+                <w:sz w:val="18"/>
+              </w:rPr>
+              <w:t>Modeling (Smiles.xlsx)</w:t>
+            </w:r>
+          </w:p>
+        </w:tc>
+        <w:tc>
+          <w:tcPr>
+            <w:tcW w:type="dxa" w:w="1624"/>
+          </w:tcPr>
+          <w:p>
+            <w:r>
+              <w:rPr>
+                <w:sz w:val="18"/>
+              </w:rPr>
+              <w:t>35,948</w:t>
+            </w:r>
+          </w:p>
+        </w:tc>
+        <w:tc>
+          <w:tcPr>
+            <w:tcW w:type="dxa" w:w="1624"/>
+          </w:tcPr>
+          <w:p>
+            <w:r>
+              <w:rPr>
+                <w:sz w:val="18"/>
+              </w:rPr>
+              <w:t>0</w:t>
+            </w:r>
+          </w:p>
+        </w:tc>
+        <w:tc>
+          <w:tcPr>
+            <w:tcW w:type="dxa" w:w="1624"/>
+          </w:tcPr>
+          <w:p>
+            <w:r>
+              <w:rPr>
+                <w:sz w:val="18"/>
+              </w:rPr>
+              <w:t>19,183</w:t>
+            </w:r>
+          </w:p>
+        </w:tc>
+        <w:tc>
+          <w:tcPr>
+            <w:tcW w:type="dxa" w:w="1624"/>
+          </w:tcPr>
+          <w:p>
+            <w:r>
+              <w:rPr>
+                <w:sz w:val="18"/>
+              </w:rPr>
+              <w:t>16,765</w:t>
+            </w:r>
+          </w:p>
+        </w:tc>
+        <w:tc>
+          <w:tcPr>
+            <w:tcW w:type="dxa" w:w="1624"/>
+          </w:tcPr>
+          <w:p>
+            <w:r>
+              <w:rPr>
+                <w:sz w:val="18"/>
+              </w:rPr>
+              <w:t>4,204</w:t>
+            </w:r>
+          </w:p>
+        </w:tc>
+      </w:tr>
+      <w:tr>
+        <w:tc>
+          <w:tcPr>
+            <w:tcW w:type="dxa" w:w="1624"/>
+            <w:shd w:fill="F2F2F2" w:val="clear"/>
+          </w:tcPr>
+          <w:p>
+            <w:r>
+              <w:rPr>
+                <w:sz w:val="18"/>
+              </w:rPr>
+              <w:t>External validation</w:t>
+            </w:r>
+          </w:p>
+        </w:tc>
+        <w:tc>
+          <w:tcPr>
+            <w:tcW w:type="dxa" w:w="1624"/>
+            <w:shd w:fill="F2F2F2" w:val="clear"/>
+          </w:tcPr>
+          <w:p>
+            <w:r>
+              <w:rPr>
+                <w:sz w:val="18"/>
+              </w:rPr>
+              <w:t>122</w:t>
+            </w:r>
+          </w:p>
+        </w:tc>
+        <w:tc>
+          <w:tcPr>
+            <w:tcW w:type="dxa" w:w="1624"/>
+            <w:shd w:fill="F2F2F2" w:val="clear"/>
+          </w:tcPr>
+          <w:p>
+            <w:r>
+              <w:rPr>
+                <w:sz w:val="18"/>
+              </w:rPr>
+              <w:t>0</w:t>
+            </w:r>
+          </w:p>
+        </w:tc>
+        <w:tc>
+          <w:tcPr>
+            <w:tcW w:type="dxa" w:w="1624"/>
+            <w:shd w:fill="F2F2F2" w:val="clear"/>
+          </w:tcPr>
+          <w:p>
+            <w:r>
+              <w:rPr>
+                <w:sz w:val="18"/>
+              </w:rPr>
+              <w:t>92</w:t>
+            </w:r>
+          </w:p>
+        </w:tc>
+        <w:tc>
+          <w:tcPr>
+            <w:tcW w:type="dxa" w:w="1624"/>
+            <w:shd w:fill="F2F2F2" w:val="clear"/>
+          </w:tcPr>
+          <w:p>
+            <w:r>
+              <w:rPr>
+                <w:sz w:val="18"/>
+              </w:rPr>
+              <w:t>30</w:t>
+            </w:r>
+          </w:p>
+        </w:tc>
+        <w:tc>
+          <w:tcPr>
+            <w:tcW w:type="dxa" w:w="1624"/>
+            <w:shd w:fill="F2F2F2" w:val="clear"/>
+          </w:tcPr>
+          <w:p>
+            <w:r>
+              <w:rPr>
+                <w:sz w:val="18"/>
+              </w:rPr>
+              <w:t>3</w:t>
+            </w:r>
+          </w:p>
+        </w:tc>
+      </w:tr>
+    </w:tbl>
+    <w:p/>
+    <w:p>
+      <w:pPr>
+        <w:spacing w:after="160"/>
+      </w:pPr>
+      <w:r>
+        <w:rPr>
+          <w:rFonts w:ascii="Calibri" w:hAnsi="Calibri"/>
+          <w:b w:val="0"/>
+          <w:i/>
+          <w:sz w:val="20"/>
+        </w:rPr>
+        <w:t>Table 1. Canonical SMILES duplicate collapse (mean pMIC within each unique molecule).</w:t>
+      </w:r>
+    </w:p>
+    <w:p>
+      <w:pPr>
+        <w:spacing w:after="160"/>
+      </w:pPr>
+      <w:r>
+        <w:rPr>
+          <w:rFonts w:ascii="Calibri" w:hAnsi="Calibri"/>
+          <w:b w:val="0"/>
+          <w:i w:val="0"/>
+          <w:sz w:val="22"/>
+        </w:rPr>
+        <w:t>Without this step the same chemical could have been treated as two compounds. The unique-molecule modeling set (n = 19,183) is the basis of all subsequent results.</w:t>
+      </w:r>
+    </w:p>
+    <w:p>
+      <w:pPr>
+        <w:pStyle w:val="Heading2"/>
+      </w:pPr>
+      <w:r>
+        <w:t>3.2 Cutoff comparison (5.5 vs 6.0)</w:t>
       </w:r>
     </w:p>
     <w:tbl>
@@ -777,7 +1164,7 @@
                 <w:color w:val="FFFFFF"/>
                 <w:sz w:val="18"/>
               </w:rPr>
-              <w:t>Ext. actives</w:t>
+              <w:t>Ext. actives (unique)</w:t>
             </w:r>
           </w:p>
         </w:tc>
@@ -805,7 +1192,7 @@
               <w:rPr>
                 <w:sz w:val="18"/>
               </w:rPr>
-              <w:t>40.1%</w:t>
+              <w:t>28.0%</w:t>
             </w:r>
           </w:p>
         </w:tc>
@@ -818,7 +1205,7 @@
               <w:rPr>
                 <w:sz w:val="18"/>
               </w:rPr>
-              <w:t>0.761</w:t>
+              <w:t>0.828</w:t>
             </w:r>
           </w:p>
         </w:tc>
@@ -831,7 +1218,7 @@
               <w:rPr>
                 <w:sz w:val="18"/>
               </w:rPr>
-              <w:t>0.660</w:t>
+              <w:t>0.704</w:t>
             </w:r>
           </w:p>
         </w:tc>
@@ -844,7 +1231,7 @@
               <w:rPr>
                 <w:sz w:val="18"/>
               </w:rPr>
-              <w:t>0.524</w:t>
+              <w:t>0.577</w:t>
             </w:r>
           </w:p>
         </w:tc>
@@ -857,7 +1244,7 @@
               <w:rPr>
                 <w:sz w:val="18"/>
               </w:rPr>
-              <w:t>0.392</w:t>
+              <w:t>0.487</w:t>
             </w:r>
           </w:p>
         </w:tc>
@@ -870,7 +1257,7 @@
               <w:rPr>
                 <w:sz w:val="18"/>
               </w:rPr>
-              <w:t>34/122 (27.9%)</w:t>
+              <w:t>25/92 (27.2%)</w:t>
             </w:r>
           </w:p>
         </w:tc>
@@ -900,7 +1287,7 @@
               <w:rPr>
                 <w:sz w:val="18"/>
               </w:rPr>
-              <w:t>25.7%</w:t>
+              <w:t>14.7%</w:t>
             </w:r>
           </w:p>
         </w:tc>
@@ -914,7 +1301,7 @@
               <w:rPr>
                 <w:sz w:val="18"/>
               </w:rPr>
-              <w:t>0.797</w:t>
+              <w:t>0.858</w:t>
             </w:r>
           </w:p>
         </w:tc>
@@ -928,7 +1315,7 @@
               <w:rPr>
                 <w:sz w:val="18"/>
               </w:rPr>
-              <w:t>0.602</w:t>
+              <w:t>0.686</w:t>
             </w:r>
           </w:p>
         </w:tc>
@@ -942,7 +1329,7 @@
               <w:rPr>
                 <w:sz w:val="18"/>
               </w:rPr>
-              <w:t>0.361</w:t>
+              <w:t>0.510</w:t>
             </w:r>
           </w:p>
         </w:tc>
@@ -956,7 +1343,7 @@
               <w:rPr>
                 <w:sz w:val="18"/>
               </w:rPr>
-              <w:t>0.298</w:t>
+              <w:t>0.474</w:t>
             </w:r>
           </w:p>
         </w:tc>
@@ -970,7 +1357,7 @@
               <w:rPr>
                 <w:sz w:val="18"/>
               </w:rPr>
-              <w:t>14/122 (11.5%)</w:t>
+              <w:t>7/92 (7.6%)</w:t>
             </w:r>
           </w:p>
         </w:tc>
@@ -988,15 +1375,7 @@
           <w:i/>
           <w:sz w:val="20"/>
         </w:rPr>
-        <w:t>Table 1. Classification cutoff comparison. Cutoff 6.0 selected for higher CV AUC and usable external actives (unlike cutoff 7).</w:t>
-      </w:r>
-    </w:p>
-    <w:p>
-      <w:pPr>
-        <w:pStyle w:val="Heading2"/>
-      </w:pPr>
-      <w:r>
-        <w:t>3.2 Regression (global model, Butina split)</w:t>
+        <w:t>Table 2. Classification cutoff comparison on the unique-molecule train set (GroupKFold RF probes). Cutoff 6.0 was selected for higher CV AUC.</w:t>
       </w:r>
     </w:p>
     <w:p>
@@ -1010,7 +1389,29 @@
           <w:i w:val="0"/>
           <w:sz w:val="22"/>
         </w:rPr>
-        <w:t>Stacking (ExtraTrees + XGBoost + RandomForest → Ridge) was best by CV R². LightGBM had the strongest raw Test R² among base learners.</w:t>
+        <w:t>A three-class probe (Inactive &lt; 5 / Moderate 5–6 / Active ≥ 6) gave CV macro-F1 = 0.585 and Test macro-F1 = 0.568; binary classification at pMIC ≥ 6 remained the primary task.</w:t>
+      </w:r>
+    </w:p>
+    <w:p>
+      <w:pPr>
+        <w:pStyle w:val="Heading2"/>
+      </w:pPr>
+      <w:r>
+        <w:t>3.3 Regression (global model, Butina split)</w:t>
+      </w:r>
+    </w:p>
+    <w:p>
+      <w:pPr>
+        <w:spacing w:after="160"/>
+      </w:pPr>
+      <w:r>
+        <w:rPr>
+          <w:rFonts w:ascii="Calibri" w:hAnsi="Calibri"/>
+          <w:b w:val="0"/>
+          <w:i w:val="0"/>
+          <w:sz w:val="22"/>
+        </w:rPr>
+        <w:t>After variance (4,949 features), correlation (4,896), and mutual-information selection (top 1,000), Stacking of LightGBM + XGBoost + ExtraTrees → Ridge was best by CV R². LightGBM was the strongest base learner on Test R². Train pMIC mean = 5.00 (SD 0.95; range 2.17–9.00).</w:t>
       </w:r>
     </w:p>
     <w:tbl>
@@ -1115,7 +1516,7 @@
               <w:rPr>
                 <w:sz w:val="18"/>
               </w:rPr>
-              <w:t>0.722</w:t>
+              <w:t>0.920</w:t>
             </w:r>
           </w:p>
         </w:tc>
@@ -1128,7 +1529,7 @@
               <w:rPr>
                 <w:sz w:val="18"/>
               </w:rPr>
-              <w:t>0.546</w:t>
+              <w:t>0.270</w:t>
             </w:r>
           </w:p>
         </w:tc>
@@ -1141,7 +1542,7 @@
               <w:rPr>
                 <w:sz w:val="18"/>
               </w:rPr>
-              <w:t>0.390</w:t>
+              <w:t>0.201</w:t>
             </w:r>
           </w:p>
         </w:tc>
@@ -1171,7 +1572,7 @@
               <w:rPr>
                 <w:sz w:val="18"/>
               </w:rPr>
-              <w:t>0.284</w:t>
+              <w:t>0.431</w:t>
             </w:r>
           </w:p>
         </w:tc>
@@ -1185,7 +1586,7 @@
               <w:rPr>
                 <w:sz w:val="18"/>
               </w:rPr>
-              <w:t>0.877</w:t>
+              <w:t>0.719</w:t>
             </w:r>
           </w:p>
         </w:tc>
@@ -1199,7 +1600,7 @@
               <w:rPr>
                 <w:sz w:val="18"/>
               </w:rPr>
-              <w:t>0.684</w:t>
+              <w:t>0.551</w:t>
             </w:r>
           </w:p>
         </w:tc>
@@ -1227,7 +1628,7 @@
               <w:rPr>
                 <w:sz w:val="18"/>
               </w:rPr>
-              <w:t>0.319</w:t>
+              <w:t>0.432</w:t>
             </w:r>
           </w:p>
         </w:tc>
@@ -1240,7 +1641,7 @@
               <w:rPr>
                 <w:sz w:val="18"/>
               </w:rPr>
-              <w:t>0.784</w:t>
+              <w:t>0.714</w:t>
             </w:r>
           </w:p>
         </w:tc>
@@ -1253,7 +1654,7 @@
               <w:rPr>
                 <w:sz w:val="18"/>
               </w:rPr>
-              <w:t>0.615</w:t>
+              <w:t>0.532</w:t>
             </w:r>
           </w:p>
         </w:tc>
@@ -1271,7 +1672,7 @@
           <w:i/>
           <w:sz w:val="20"/>
         </w:rPr>
-        <w:t>Table 2. Global regression metrics — Stacking (selected by CV R²).</w:t>
+        <w:t>Table 3. Global regression metrics — Stacking (selected by CV R²).</w:t>
       </w:r>
     </w:p>
     <w:tbl>
@@ -1393,7 +1794,7 @@
               <w:rPr>
                 <w:sz w:val="18"/>
               </w:rPr>
-              <w:t>0.234</w:t>
+              <w:t>0.383</w:t>
             </w:r>
           </w:p>
         </w:tc>
@@ -1406,7 +1807,7 @@
               <w:rPr>
                 <w:sz w:val="18"/>
               </w:rPr>
-              <w:t>0.341</w:t>
+              <w:t>0.384</w:t>
             </w:r>
           </w:p>
         </w:tc>
@@ -1419,7 +1820,7 @@
               <w:rPr>
                 <w:sz w:val="18"/>
               </w:rPr>
-              <w:t>0.907</w:t>
+              <w:t>0.748</w:t>
             </w:r>
           </w:p>
         </w:tc>
@@ -1432,7 +1833,7 @@
               <w:rPr>
                 <w:sz w:val="18"/>
               </w:rPr>
-              <w:t>0.771</w:t>
+              <w:t>0.744</w:t>
             </w:r>
           </w:p>
         </w:tc>
@@ -1462,7 +1863,7 @@
               <w:rPr>
                 <w:sz w:val="18"/>
               </w:rPr>
-              <w:t>0.274</w:t>
+              <w:t>0.396</w:t>
             </w:r>
           </w:p>
         </w:tc>
@@ -1476,7 +1877,7 @@
               <w:rPr>
                 <w:sz w:val="18"/>
               </w:rPr>
-              <w:t>0.360</w:t>
+              <w:t>0.396</w:t>
             </w:r>
           </w:p>
         </w:tc>
@@ -1490,7 +1891,7 @@
               <w:rPr>
                 <w:sz w:val="18"/>
               </w:rPr>
-              <w:t>0.883</w:t>
+              <w:t>0.740</w:t>
             </w:r>
           </w:p>
         </w:tc>
@@ -1504,7 +1905,7 @@
               <w:rPr>
                 <w:sz w:val="18"/>
               </w:rPr>
-              <w:t>0.760</w:t>
+              <w:t>0.736</w:t>
             </w:r>
           </w:p>
         </w:tc>
@@ -1532,7 +1933,7 @@
               <w:rPr>
                 <w:sz w:val="18"/>
               </w:rPr>
-              <w:t>0.224</w:t>
+              <w:t>0.396</w:t>
             </w:r>
           </w:p>
         </w:tc>
@@ -1545,7 +1946,7 @@
               <w:rPr>
                 <w:sz w:val="18"/>
               </w:rPr>
-              <w:t>0.326</w:t>
+              <w:t>0.374</w:t>
             </w:r>
           </w:p>
         </w:tc>
@@ -1558,7 +1959,7 @@
               <w:rPr>
                 <w:sz w:val="18"/>
               </w:rPr>
-              <w:t>0.913</w:t>
+              <w:t>0.740</w:t>
             </w:r>
           </w:p>
         </w:tc>
@@ -1571,7 +1972,7 @@
               <w:rPr>
                 <w:sz w:val="18"/>
               </w:rPr>
-              <w:t>0.780</w:t>
+              <w:t>0.750</w:t>
             </w:r>
           </w:p>
         </w:tc>
@@ -1601,7 +2002,7 @@
               <w:rPr>
                 <w:sz w:val="18"/>
               </w:rPr>
-              <w:t>0.123</w:t>
+              <w:t>0.156</w:t>
             </w:r>
           </w:p>
         </w:tc>
@@ -1615,7 +2016,7 @@
               <w:rPr>
                 <w:sz w:val="18"/>
               </w:rPr>
-              <w:t>0.041</w:t>
+              <w:t>0.131</w:t>
             </w:r>
           </w:p>
         </w:tc>
@@ -1629,7 +2030,7 @@
               <w:rPr>
                 <w:sz w:val="18"/>
               </w:rPr>
-              <w:t>0.970</w:t>
+              <w:t>0.875</w:t>
             </w:r>
           </w:p>
         </w:tc>
@@ -1643,7 +2044,7 @@
               <w:rPr>
                 <w:sz w:val="18"/>
               </w:rPr>
-              <w:t>0.930</w:t>
+              <w:t>0.883</w:t>
             </w:r>
           </w:p>
         </w:tc>
@@ -1671,7 +2072,7 @@
               <w:rPr>
                 <w:sz w:val="18"/>
               </w:rPr>
-              <w:t>0.035</w:t>
+              <w:t>0.097</w:t>
             </w:r>
           </w:p>
         </w:tc>
@@ -1684,7 +2085,7 @@
               <w:rPr>
                 <w:sz w:val="18"/>
               </w:rPr>
-              <w:t>−0.047</w:t>
+              <w:t>0.077</w:t>
             </w:r>
           </w:p>
         </w:tc>
@@ -1697,7 +2098,7 @@
               <w:rPr>
                 <w:sz w:val="18"/>
               </w:rPr>
-              <w:t>1.018</w:t>
+              <w:t>0.905</w:t>
             </w:r>
           </w:p>
         </w:tc>
@@ -1710,7 +2111,7 @@
               <w:rPr>
                 <w:sz w:val="18"/>
               </w:rPr>
-              <w:t>0.972</w:t>
+              <w:t>0.910</w:t>
             </w:r>
           </w:p>
         </w:tc>
@@ -1740,7 +2141,7 @@
               <w:rPr>
                 <w:sz w:val="18"/>
               </w:rPr>
-              <w:t>0.261</w:t>
+              <w:t>0.407</w:t>
             </w:r>
           </w:p>
         </w:tc>
@@ -1754,7 +2155,7 @@
               <w:rPr>
                 <w:sz w:val="18"/>
               </w:rPr>
-              <w:t>0.346</w:t>
+              <w:t>0.396</w:t>
             </w:r>
           </w:p>
         </w:tc>
@@ -1768,7 +2169,7 @@
               <w:rPr>
                 <w:sz w:val="18"/>
               </w:rPr>
-              <w:t>0.891</w:t>
+              <w:t>0.733</w:t>
             </w:r>
           </w:p>
         </w:tc>
@@ -1782,7 +2183,7 @@
               <w:rPr>
                 <w:sz w:val="18"/>
               </w:rPr>
-              <w:t>0.768</w:t>
+              <w:t>0.736</w:t>
             </w:r>
           </w:p>
         </w:tc>
@@ -1810,7 +2211,7 @@
               <w:rPr>
                 <w:sz w:val="18"/>
               </w:rPr>
-              <w:t>0.217</w:t>
+              <w:t>0.423</w:t>
             </w:r>
           </w:p>
         </w:tc>
@@ -1823,7 +2224,7 @@
               <w:rPr>
                 <w:sz w:val="18"/>
               </w:rPr>
-              <w:t>0.373</w:t>
+              <w:t>0.429</w:t>
             </w:r>
           </w:p>
         </w:tc>
@@ -1836,7 +2237,7 @@
               <w:rPr>
                 <w:sz w:val="18"/>
               </w:rPr>
-              <w:t>0.917</w:t>
+              <w:t>0.724</w:t>
             </w:r>
           </w:p>
         </w:tc>
@@ -1849,7 +2250,7 @@
               <w:rPr>
                 <w:sz w:val="18"/>
               </w:rPr>
-              <w:t>0.752</w:t>
+              <w:t>0.716</w:t>
             </w:r>
           </w:p>
         </w:tc>
@@ -1879,7 +2280,7 @@
               <w:rPr>
                 <w:sz w:val="18"/>
               </w:rPr>
-              <w:t>0.284</w:t>
+              <w:t>0.431</w:t>
             </w:r>
           </w:p>
         </w:tc>
@@ -1893,7 +2294,7 @@
               <w:rPr>
                 <w:sz w:val="18"/>
               </w:rPr>
-              <w:t>0.319</w:t>
+              <w:t>0.432</w:t>
             </w:r>
           </w:p>
         </w:tc>
@@ -1907,7 +2308,7 @@
               <w:rPr>
                 <w:sz w:val="18"/>
               </w:rPr>
-              <w:t>0.877</w:t>
+              <w:t>0.719</w:t>
             </w:r>
           </w:p>
         </w:tc>
@@ -1921,7 +2322,7 @@
               <w:rPr>
                 <w:sz w:val="18"/>
               </w:rPr>
-              <w:t>0.784</w:t>
+              <w:t>0.714</w:t>
             </w:r>
           </w:p>
         </w:tc>
@@ -1939,7 +2340,7 @@
           <w:i/>
           <w:sz w:val="20"/>
         </w:rPr>
-        <w:t>Table 3. Global regression model comparison.</w:t>
+        <w:t>Table 4. Global regression model comparison on the unique-molecule Butina split.</w:t>
       </w:r>
     </w:p>
     <w:p>
@@ -2002,7 +2403,7 @@
       <w:r>
         <w:drawing>
           <wp:inline xmlns:a="http://schemas.openxmlformats.org/drawingml/2006/main" xmlns:pic="http://schemas.openxmlformats.org/drawingml/2006/picture">
-            <wp:extent cx="5120640" cy="2128805"/>
+            <wp:extent cx="5120640" cy="2131799"/>
             <wp:docPr id="2" name="Picture 2"/>
             <wp:cNvGraphicFramePr>
               <a:graphicFrameLocks noChangeAspect="1"/>
@@ -2023,7 +2424,7 @@
                   <pic:spPr>
                     <a:xfrm>
                       <a:off x="0" y="0"/>
-                      <a:ext cx="5120640" cy="2128805"/>
+                      <a:ext cx="5120640" cy="2131799"/>
                     </a:xfrm>
                     <a:prstGeom prst="rect"/>
                   </pic:spPr>
@@ -2373,7 +2774,7 @@
       <w:r>
         <w:drawing>
           <wp:inline xmlns:a="http://schemas.openxmlformats.org/drawingml/2006/main" xmlns:pic="http://schemas.openxmlformats.org/drawingml/2006/picture">
-            <wp:extent cx="5120640" cy="4323689"/>
+            <wp:extent cx="5120640" cy="4308275"/>
             <wp:docPr id="9" name="Picture 9"/>
             <wp:cNvGraphicFramePr>
               <a:graphicFrameLocks noChangeAspect="1"/>
@@ -2394,7 +2795,7 @@
                   <pic:spPr>
                     <a:xfrm>
                       <a:off x="0" y="0"/>
-                      <a:ext cx="5120640" cy="4323689"/>
+                      <a:ext cx="5120640" cy="4308275"/>
                     </a:xfrm>
                     <a:prstGeom prst="rect"/>
                   </pic:spPr>
@@ -2532,7 +2933,7 @@
       <w:r>
         <w:drawing>
           <wp:inline xmlns:a="http://schemas.openxmlformats.org/drawingml/2006/main" xmlns:pic="http://schemas.openxmlformats.org/drawingml/2006/picture">
-            <wp:extent cx="5120640" cy="3167854"/>
+            <wp:extent cx="5120640" cy="3171213"/>
             <wp:docPr id="12" name="Picture 12"/>
             <wp:cNvGraphicFramePr>
               <a:graphicFrameLocks noChangeAspect="1"/>
@@ -2553,7 +2954,7 @@
                   <pic:spPr>
                     <a:xfrm>
                       <a:off x="0" y="0"/>
-                      <a:ext cx="5120640" cy="3167854"/>
+                      <a:ext cx="5120640" cy="3171213"/>
                     </a:xfrm>
                     <a:prstGeom prst="rect"/>
                   </pic:spPr>
@@ -2585,7 +2986,7 @@
       <w:r>
         <w:drawing>
           <wp:inline xmlns:a="http://schemas.openxmlformats.org/drawingml/2006/main" xmlns:pic="http://schemas.openxmlformats.org/drawingml/2006/picture">
-            <wp:extent cx="5120640" cy="3822832"/>
+            <wp:extent cx="5120640" cy="3720385"/>
             <wp:docPr id="13" name="Picture 13"/>
             <wp:cNvGraphicFramePr>
               <a:graphicFrameLocks noChangeAspect="1"/>
@@ -2606,7 +3007,7 @@
                   <pic:spPr>
                     <a:xfrm>
                       <a:off x="0" y="0"/>
-                      <a:ext cx="5120640" cy="3822832"/>
+                      <a:ext cx="5120640" cy="3720385"/>
                     </a:xfrm>
                     <a:prstGeom prst="rect"/>
                   </pic:spPr>
@@ -2628,7 +3029,7 @@
           <w:i/>
           <w:sz w:val="20"/>
         </w:rPr>
-        <w:t>Figure 13. Williams plot (applicability domain).</w:t>
+        <w:t>Figure 13. Williams plot (regression AD) with Train, Test, and External; legend shows in-AD %.</w:t>
       </w:r>
     </w:p>
     <w:p>
@@ -2689,7 +3090,7 @@
         <w:pStyle w:val="Heading2"/>
       </w:pPr>
       <w:r>
-        <w:t>3.3 Classification (pMIC ≥ 6.0)</w:t>
+        <w:t>3.4 Classification (pMIC ≥ 6.0)</w:t>
       </w:r>
     </w:p>
     <w:p>
@@ -2703,7 +3104,7 @@
           <w:i w:val="0"/>
           <w:sz w:val="22"/>
         </w:rPr>
-        <w:t>After gray-zone exclusion, classification training used 21,034 compounds (18.1% active); test retained 7,190 (11.5% active). Stacking achieved the best CV ROC-AUC (0.836); ExtraTrees/LightGBM showed stronger Test F1 (~0.46–0.51). Final saved classifier: Stacking (T = 6).</w:t>
+        <w:t>Gray-zone exclusion removed 3,169 train compounds with |pMIC − 6| &lt; 0.5. Classification training then used 12,177 compounds (1,125 active, 9.2%); the test set retained 3,837 (405 active, 10.6%). Feature selection reduced the space to 300 mutual-information features. Stacking (ExtraTrees + RandomForest + LightGBM → LogisticRegression) achieved the best CV ROC-AUC (0.915). The saved decision threshold (balanced accuracy on train probabilities) was 0.28. ExtraTrees was used as the SHAP surrogate.</w:t>
       </w:r>
     </w:p>
     <w:tbl>
@@ -2825,7 +3226,7 @@
               <w:rPr>
                 <w:sz w:val="18"/>
               </w:rPr>
-              <w:t>0.788</w:t>
+              <w:t>0.828</w:t>
             </w:r>
           </w:p>
         </w:tc>
@@ -2838,7 +3239,7 @@
               <w:rPr>
                 <w:sz w:val="18"/>
               </w:rPr>
-              <w:t>0.675</w:t>
+              <w:t>0.711</w:t>
             </w:r>
           </w:p>
         </w:tc>
@@ -2851,7 +3252,7 @@
               <w:rPr>
                 <w:sz w:val="18"/>
               </w:rPr>
-              <w:t>0.485</w:t>
+              <w:t>0.380</w:t>
             </w:r>
           </w:p>
         </w:tc>
@@ -2864,7 +3265,7 @@
               <w:rPr>
                 <w:sz w:val="18"/>
               </w:rPr>
-              <w:t>0.316</w:t>
+              <w:t>0.321</w:t>
             </w:r>
           </w:p>
         </w:tc>
@@ -2894,7 +3295,7 @@
               <w:rPr>
                 <w:sz w:val="18"/>
               </w:rPr>
-              <w:t>0.792</w:t>
+              <w:t>0.828</w:t>
             </w:r>
           </w:p>
         </w:tc>
@@ -2908,7 +3309,7 @@
               <w:rPr>
                 <w:sz w:val="18"/>
               </w:rPr>
-              <w:t>0.678</w:t>
+              <w:t>0.709</w:t>
             </w:r>
           </w:p>
         </w:tc>
@@ -2922,7 +3323,7 @@
               <w:rPr>
                 <w:sz w:val="18"/>
               </w:rPr>
-              <w:t>0.496</w:t>
+              <w:t>0.399</w:t>
             </w:r>
           </w:p>
         </w:tc>
@@ -2936,7 +3337,7 @@
               <w:rPr>
                 <w:sz w:val="18"/>
               </w:rPr>
-              <w:t>0.328</w:t>
+              <w:t>0.322</w:t>
             </w:r>
           </w:p>
         </w:tc>
@@ -2964,7 +3365,7 @@
               <w:rPr>
                 <w:sz w:val="18"/>
               </w:rPr>
-              <w:t>0.826</w:t>
+              <w:t>0.913</w:t>
             </w:r>
           </w:p>
         </w:tc>
@@ -2977,7 +3378,7 @@
               <w:rPr>
                 <w:sz w:val="18"/>
               </w:rPr>
-              <w:t>0.820</w:t>
+              <w:t>0.811</w:t>
             </w:r>
           </w:p>
         </w:tc>
@@ -2990,7 +3391,7 @@
               <w:rPr>
                 <w:sz w:val="18"/>
               </w:rPr>
-              <w:t>0.579</w:t>
+              <w:t>0.521</w:t>
             </w:r>
           </w:p>
         </w:tc>
@@ -3003,7 +3404,7 @@
               <w:rPr>
                 <w:sz w:val="18"/>
               </w:rPr>
-              <w:t>0.489</w:t>
+              <w:t>0.440</w:t>
             </w:r>
           </w:p>
         </w:tc>
@@ -3033,7 +3434,7 @@
               <w:rPr>
                 <w:sz w:val="18"/>
               </w:rPr>
-              <w:t>0.830</w:t>
+              <w:t>0.915</w:t>
             </w:r>
           </w:p>
         </w:tc>
@@ -3047,7 +3448,7 @@
               <w:rPr>
                 <w:sz w:val="18"/>
               </w:rPr>
-              <w:t>0.817</w:t>
+              <w:t>0.813</w:t>
             </w:r>
           </w:p>
         </w:tc>
@@ -3061,7 +3462,7 @@
               <w:rPr>
                 <w:sz w:val="18"/>
               </w:rPr>
-              <w:t>0.625</w:t>
+              <w:t>0.578</w:t>
             </w:r>
           </w:p>
         </w:tc>
@@ -3075,7 +3476,7 @@
               <w:rPr>
                 <w:sz w:val="18"/>
               </w:rPr>
-              <w:t>0.506</w:t>
+              <w:t>0.460</w:t>
             </w:r>
           </w:p>
         </w:tc>
@@ -3103,7 +3504,7 @@
               <w:rPr>
                 <w:sz w:val="18"/>
               </w:rPr>
-              <w:t>0.808</w:t>
+              <w:t>0.897</w:t>
             </w:r>
           </w:p>
         </w:tc>
@@ -3116,7 +3517,7 @@
               <w:rPr>
                 <w:sz w:val="18"/>
               </w:rPr>
-              <w:t>0.802</w:t>
+              <w:t>0.780</w:t>
             </w:r>
           </w:p>
         </w:tc>
@@ -3129,7 +3530,7 @@
               <w:rPr>
                 <w:sz w:val="18"/>
               </w:rPr>
-              <w:t>0.553</w:t>
+              <w:t>0.521</w:t>
             </w:r>
           </w:p>
         </w:tc>
@@ -3142,7 +3543,7 @@
               <w:rPr>
                 <w:sz w:val="18"/>
               </w:rPr>
-              <w:t>0.462</w:t>
+              <w:t>0.336</w:t>
             </w:r>
           </w:p>
         </w:tc>
@@ -3172,7 +3573,7 @@
               <w:rPr>
                 <w:sz w:val="18"/>
               </w:rPr>
-              <w:t>0.829</w:t>
+              <w:t>0.906</w:t>
             </w:r>
           </w:p>
         </w:tc>
@@ -3186,7 +3587,7 @@
               <w:rPr>
                 <w:sz w:val="18"/>
               </w:rPr>
-              <w:t>0.817</w:t>
+              <w:t>0.782</w:t>
             </w:r>
           </w:p>
         </w:tc>
@@ -3200,7 +3601,7 @@
               <w:rPr>
                 <w:sz w:val="18"/>
               </w:rPr>
-              <w:t>0.570</w:t>
+              <w:t>0.555</w:t>
             </w:r>
           </w:p>
         </w:tc>
@@ -3214,7 +3615,7 @@
               <w:rPr>
                 <w:sz w:val="18"/>
               </w:rPr>
-              <w:t>0.477</w:t>
+              <w:t>0.438</w:t>
             </w:r>
           </w:p>
         </w:tc>
@@ -3242,7 +3643,7 @@
               <w:rPr>
                 <w:sz w:val="18"/>
               </w:rPr>
-              <w:t>0.834</w:t>
+              <w:t>0.909</w:t>
             </w:r>
           </w:p>
         </w:tc>
@@ -3255,7 +3656,7 @@
               <w:rPr>
                 <w:sz w:val="18"/>
               </w:rPr>
-              <w:t>0.823</w:t>
+              <w:t>0.792</w:t>
             </w:r>
           </w:p>
         </w:tc>
@@ -3268,7 +3669,7 @@
               <w:rPr>
                 <w:sz w:val="18"/>
               </w:rPr>
-              <w:t>0.619</w:t>
+              <w:t>0.624</w:t>
             </w:r>
           </w:p>
         </w:tc>
@@ -3281,7 +3682,7 @@
               <w:rPr>
                 <w:sz w:val="18"/>
               </w:rPr>
-              <w:t>0.464</w:t>
+              <w:t>0.468</w:t>
             </w:r>
           </w:p>
         </w:tc>
@@ -3311,7 +3712,7 @@
               <w:rPr>
                 <w:sz w:val="18"/>
               </w:rPr>
-              <w:t>0.836</w:t>
+              <w:t>0.915</w:t>
             </w:r>
           </w:p>
         </w:tc>
@@ -3325,7 +3726,7 @@
               <w:rPr>
                 <w:sz w:val="18"/>
               </w:rPr>
-              <w:t>0.825</w:t>
+              <w:t>0.816</w:t>
             </w:r>
           </w:p>
         </w:tc>
@@ -3339,7 +3740,7 @@
               <w:rPr>
                 <w:sz w:val="18"/>
               </w:rPr>
-              <w:t>0.628</w:t>
+              <w:t>0.528</w:t>
             </w:r>
           </w:p>
         </w:tc>
@@ -3353,7 +3754,7 @@
               <w:rPr>
                 <w:sz w:val="18"/>
               </w:rPr>
-              <w:t>0.218*</w:t>
+              <w:t>0.407</w:t>
             </w:r>
           </w:p>
         </w:tc>
@@ -3371,7 +3772,7 @@
           <w:i/>
           <w:sz w:val="20"/>
         </w:rPr>
-        <w:t>Table 4. Classification comparison at pMIC ≥ 6. *Stacking Test F1 depends strongly on the optimized decision threshold; probability ranking (AUC) remains strong.</w:t>
+        <w:t>Table 5. Classification comparison at pMIC ≥ 6 on the unique-molecule split.</w:t>
       </w:r>
     </w:p>
     <w:tbl>
@@ -3510,7 +3911,7 @@
               <w:rPr>
                 <w:sz w:val="18"/>
               </w:rPr>
-              <w:t>0.606</w:t>
+              <w:t>0.949</w:t>
             </w:r>
           </w:p>
         </w:tc>
@@ -3523,7 +3924,7 @@
               <w:rPr>
                 <w:sz w:val="18"/>
               </w:rPr>
-              <w:t>0.760</w:t>
+              <w:t>0.972</w:t>
             </w:r>
           </w:p>
         </w:tc>
@@ -3536,7 +3937,7 @@
               <w:rPr>
                 <w:sz w:val="18"/>
               </w:rPr>
-              <w:t>0.986</w:t>
+              <w:t>1.000</w:t>
             </w:r>
           </w:p>
         </w:tc>
@@ -3549,7 +3950,7 @@
               <w:rPr>
                 <w:sz w:val="18"/>
               </w:rPr>
-              <w:t>0.478</w:t>
+              <w:t>0.782</w:t>
             </w:r>
           </w:p>
         </w:tc>
@@ -3562,7 +3963,7 @@
               <w:rPr>
                 <w:sz w:val="18"/>
               </w:rPr>
-              <w:t>0.404</w:t>
+              <w:t>0.779</w:t>
             </w:r>
           </w:p>
         </w:tc>
@@ -3592,7 +3993,7 @@
               <w:rPr>
                 <w:sz w:val="18"/>
               </w:rPr>
-              <w:t>0.853</w:t>
+              <w:t>0.861</w:t>
             </w:r>
           </w:p>
         </w:tc>
@@ -3606,7 +4007,7 @@
               <w:rPr>
                 <w:sz w:val="18"/>
               </w:rPr>
-              <w:t>0.787</w:t>
+              <w:t>0.853</w:t>
             </w:r>
           </w:p>
         </w:tc>
@@ -3620,7 +4021,7 @@
               <w:rPr>
                 <w:sz w:val="18"/>
               </w:rPr>
-              <w:t>0.836</w:t>
+              <w:t>0.915</w:t>
             </w:r>
           </w:p>
         </w:tc>
@@ -3634,7 +4035,7 @@
               <w:rPr>
                 <w:sz w:val="18"/>
               </w:rPr>
-              <w:t>0.628</w:t>
+              <w:t>0.528</w:t>
             </w:r>
           </w:p>
         </w:tc>
@@ -3648,7 +4049,7 @@
               <w:rPr>
                 <w:sz w:val="18"/>
               </w:rPr>
-              <w:t>0.540</w:t>
+              <w:t>0.508</w:t>
             </w:r>
           </w:p>
         </w:tc>
@@ -3676,7 +4077,7 @@
               <w:rPr>
                 <w:sz w:val="18"/>
               </w:rPr>
-              <w:t>0.174*</w:t>
+              <w:t>0.796</w:t>
             </w:r>
           </w:p>
         </w:tc>
@@ -3689,7 +4090,7 @@
               <w:rPr>
                 <w:sz w:val="18"/>
               </w:rPr>
-              <w:t>0.531</w:t>
+              <w:t>0.737</w:t>
             </w:r>
           </w:p>
         </w:tc>
@@ -3702,7 +4103,7 @@
               <w:rPr>
                 <w:sz w:val="18"/>
               </w:rPr>
-              <w:t>0.825</w:t>
+              <w:t>0.816</w:t>
             </w:r>
           </w:p>
         </w:tc>
@@ -3715,7 +4116,7 @@
               <w:rPr>
                 <w:sz w:val="18"/>
               </w:rPr>
-              <w:t>0.218</w:t>
+              <w:t>0.407</w:t>
             </w:r>
           </w:p>
         </w:tc>
@@ -3728,7 +4129,7 @@
               <w:rPr>
                 <w:sz w:val="18"/>
               </w:rPr>
-              <w:t>0.084</w:t>
+              <w:t>0.342</w:t>
             </w:r>
           </w:p>
         </w:tc>
@@ -3746,7 +4147,7 @@
           <w:i/>
           <w:sz w:val="20"/>
         </w:rPr>
-        <w:t>Table 5. Detailed Stacking metrics at its bal-acc threshold. For screening, Active_probability ranking (AUC) is the primary quality metric.</w:t>
+        <w:t>Table 6. Detailed Stacking metrics at the balanced-accuracy threshold (0.28). For screening, Active_probability ranking (AUC) is the primary quality metric.</w:t>
       </w:r>
     </w:p>
     <w:p>
@@ -4180,7 +4581,7 @@
       <w:r>
         <w:drawing>
           <wp:inline xmlns:a="http://schemas.openxmlformats.org/drawingml/2006/main" xmlns:pic="http://schemas.openxmlformats.org/drawingml/2006/picture">
-            <wp:extent cx="5120640" cy="4296786"/>
+            <wp:extent cx="5120640" cy="4319825"/>
             <wp:docPr id="23" name="Picture 23"/>
             <wp:cNvGraphicFramePr>
               <a:graphicFrameLocks noChangeAspect="1"/>
@@ -4201,7 +4602,7 @@
                   <pic:spPr>
                     <a:xfrm>
                       <a:off x="0" y="0"/>
-                      <a:ext cx="5120640" cy="4296786"/>
+                      <a:ext cx="5120640" cy="4319825"/>
                     </a:xfrm>
                     <a:prstGeom prst="rect"/>
                   </pic:spPr>
@@ -4286,7 +4687,7 @@
       <w:r>
         <w:drawing>
           <wp:inline xmlns:a="http://schemas.openxmlformats.org/drawingml/2006/main" xmlns:pic="http://schemas.openxmlformats.org/drawingml/2006/picture">
-            <wp:extent cx="5120640" cy="1966110"/>
+            <wp:extent cx="5120640" cy="1955823"/>
             <wp:docPr id="25" name="Picture 25"/>
             <wp:cNvGraphicFramePr>
               <a:graphicFrameLocks noChangeAspect="1"/>
@@ -4307,7 +4708,7 @@
                   <pic:spPr>
                     <a:xfrm>
                       <a:off x="0" y="0"/>
-                      <a:ext cx="5120640" cy="1966110"/>
+                      <a:ext cx="5120640" cy="1955823"/>
                     </a:xfrm>
                     <a:prstGeom prst="rect"/>
                   </pic:spPr>
@@ -4440,10 +4841,63 @@
     </w:p>
     <w:p>
       <w:pPr>
+        <w:jc w:val="center"/>
+      </w:pPr>
+      <w:r>
+        <w:drawing>
+          <wp:inline xmlns:a="http://schemas.openxmlformats.org/drawingml/2006/main" xmlns:pic="http://schemas.openxmlformats.org/drawingml/2006/picture">
+            <wp:extent cx="5120640" cy="3712974"/>
+            <wp:docPr id="28" name="Picture 28"/>
+            <wp:cNvGraphicFramePr>
+              <a:graphicFrameLocks noChangeAspect="1"/>
+            </wp:cNvGraphicFramePr>
+            <a:graphic>
+              <a:graphicData uri="http://schemas.openxmlformats.org/drawingml/2006/picture">
+                <pic:pic>
+                  <pic:nvPicPr>
+                    <pic:cNvPr id="0" name="cls_13_williams_plot.png"/>
+                    <pic:cNvPicPr/>
+                  </pic:nvPicPr>
+                  <pic:blipFill>
+                    <a:blip r:embed="rId36"/>
+                    <a:stretch>
+                      <a:fillRect/>
+                    </a:stretch>
+                  </pic:blipFill>
+                  <pic:spPr>
+                    <a:xfrm>
+                      <a:off x="0" y="0"/>
+                      <a:ext cx="5120640" cy="3712974"/>
+                    </a:xfrm>
+                    <a:prstGeom prst="rect"/>
+                  </pic:spPr>
+                </pic:pic>
+              </a:graphicData>
+            </a:graphic>
+          </wp:inline>
+        </w:drawing>
+      </w:r>
+    </w:p>
+    <w:p>
+      <w:pPr>
+        <w:spacing w:after="240"/>
+        <w:jc w:val="center"/>
+      </w:pPr>
+      <w:r>
+        <w:rPr>
+          <w:rFonts w:ascii="Calibri" w:hAnsi="Calibri"/>
+          <w:i/>
+          <w:sz w:val="20"/>
+        </w:rPr>
+        <w:t>Figure 28. Williams plot (classification AD) with Train, Test, and External; legend shows in-AD %.</w:t>
+      </w:r>
+    </w:p>
+    <w:p>
+      <w:pPr>
         <w:pStyle w:val="Heading2"/>
       </w:pPr>
       <w:r>
-        <w:t>3.4 Classification fingerprint highlights</w:t>
+        <w:t>3.5 Applicability domain coverage</w:t>
       </w:r>
     </w:p>
     <w:p>
@@ -4457,7 +4911,856 @@
           <w:i w:val="0"/>
           <w:sz w:val="22"/>
         </w:rPr>
-        <w:t>Top SHAP fingerprint bits from an ExtraTrees surrogate on classification features were predominantly Morgan bits, led by morgan_215 and maccs_119. These were highlighted on the five test molecules with highest Active_probability (all experimental pMIC ≥ 7) and on reference antimycobacterials.</w:t>
+        <w:t>Williams AD was evaluated for Train, Test, External, and four screening libraries. Labeled sets used leverage plus residual; unlabeled libraries used leverage only. Regression feature-space h* = 0.010; classification h* = 0.013.</w:t>
+      </w:r>
+    </w:p>
+    <w:tbl>
+      <w:tblPr>
+        <w:tblStyle w:val="TableGrid"/>
+        <w:tblW w:type="auto" w:w="0"/>
+        <w:jc w:val="center"/>
+        <w:tblLook w:firstColumn="1" w:firstRow="1" w:lastColumn="0" w:lastRow="0" w:noHBand="0" w:noVBand="1" w:val="04A0"/>
+      </w:tblPr>
+      <w:tblGrid>
+        <w:gridCol w:w="1624"/>
+        <w:gridCol w:w="1624"/>
+        <w:gridCol w:w="1624"/>
+        <w:gridCol w:w="1624"/>
+        <w:gridCol w:w="1624"/>
+        <w:gridCol w:w="1624"/>
+      </w:tblGrid>
+      <w:tr>
+        <w:tc>
+          <w:tcPr>
+            <w:tcW w:type="dxa" w:w="1624"/>
+            <w:shd w:fill="1F4E79" w:val="clear"/>
+          </w:tcPr>
+          <w:p>
+            <w:r>
+              <w:rPr>
+                <w:b/>
+                <w:color w:val="FFFFFF"/>
+                <w:sz w:val="18"/>
+              </w:rPr>
+              <w:t>Dataset</w:t>
+            </w:r>
+          </w:p>
+        </w:tc>
+        <w:tc>
+          <w:tcPr>
+            <w:tcW w:type="dxa" w:w="1624"/>
+            <w:shd w:fill="1F4E79" w:val="clear"/>
+          </w:tcPr>
+          <w:p>
+            <w:r>
+              <w:rPr>
+                <w:b/>
+                <w:color w:val="FFFFFF"/>
+                <w:sz w:val="18"/>
+              </w:rPr>
+              <w:t>n valid</w:t>
+            </w:r>
+          </w:p>
+        </w:tc>
+        <w:tc>
+          <w:tcPr>
+            <w:tcW w:type="dxa" w:w="1624"/>
+            <w:shd w:fill="1F4E79" w:val="clear"/>
+          </w:tcPr>
+          <w:p>
+            <w:r>
+              <w:rPr>
+                <w:b/>
+                <w:color w:val="FFFFFF"/>
+                <w:sz w:val="18"/>
+              </w:rPr>
+              <w:t>Reg. in-AD %</w:t>
+            </w:r>
+          </w:p>
+        </w:tc>
+        <w:tc>
+          <w:tcPr>
+            <w:tcW w:type="dxa" w:w="1624"/>
+            <w:shd w:fill="1F4E79" w:val="clear"/>
+          </w:tcPr>
+          <w:p>
+            <w:r>
+              <w:rPr>
+                <w:b/>
+                <w:color w:val="FFFFFF"/>
+                <w:sz w:val="18"/>
+              </w:rPr>
+              <w:t>Reg. criterion</w:t>
+            </w:r>
+          </w:p>
+        </w:tc>
+        <w:tc>
+          <w:tcPr>
+            <w:tcW w:type="dxa" w:w="1624"/>
+            <w:shd w:fill="1F4E79" w:val="clear"/>
+          </w:tcPr>
+          <w:p>
+            <w:r>
+              <w:rPr>
+                <w:b/>
+                <w:color w:val="FFFFFF"/>
+                <w:sz w:val="18"/>
+              </w:rPr>
+              <w:t>Cls. in-AD %</w:t>
+            </w:r>
+          </w:p>
+        </w:tc>
+        <w:tc>
+          <w:tcPr>
+            <w:tcW w:type="dxa" w:w="1624"/>
+            <w:shd w:fill="1F4E79" w:val="clear"/>
+          </w:tcPr>
+          <w:p>
+            <w:r>
+              <w:rPr>
+                <w:b/>
+                <w:color w:val="FFFFFF"/>
+                <w:sz w:val="18"/>
+              </w:rPr>
+              <w:t>Cls. criterion</w:t>
+            </w:r>
+          </w:p>
+        </w:tc>
+      </w:tr>
+      <w:tr>
+        <w:tc>
+          <w:tcPr>
+            <w:tcW w:type="dxa" w:w="1624"/>
+          </w:tcPr>
+          <w:p>
+            <w:r>
+              <w:rPr>
+                <w:sz w:val="18"/>
+              </w:rPr>
+              <w:t>Train</w:t>
+            </w:r>
+          </w:p>
+        </w:tc>
+        <w:tc>
+          <w:tcPr>
+            <w:tcW w:type="dxa" w:w="1624"/>
+          </w:tcPr>
+          <w:p>
+            <w:r>
+              <w:rPr>
+                <w:sz w:val="18"/>
+              </w:rPr>
+              <w:t>15,346 / 12,177*</w:t>
+            </w:r>
+          </w:p>
+        </w:tc>
+        <w:tc>
+          <w:tcPr>
+            <w:tcW w:type="dxa" w:w="1624"/>
+          </w:tcPr>
+          <w:p>
+            <w:r>
+              <w:rPr>
+                <w:sz w:val="18"/>
+              </w:rPr>
+              <w:t>98.2</w:t>
+            </w:r>
+          </w:p>
+        </w:tc>
+        <w:tc>
+          <w:tcPr>
+            <w:tcW w:type="dxa" w:w="1624"/>
+          </w:tcPr>
+          <w:p>
+            <w:r>
+              <w:rPr>
+                <w:sz w:val="18"/>
+              </w:rPr>
+              <w:t>leverage+residual</w:t>
+            </w:r>
+          </w:p>
+        </w:tc>
+        <w:tc>
+          <w:tcPr>
+            <w:tcW w:type="dxa" w:w="1624"/>
+          </w:tcPr>
+          <w:p>
+            <w:r>
+              <w:rPr>
+                <w:sz w:val="18"/>
+              </w:rPr>
+              <w:t>95.5</w:t>
+            </w:r>
+          </w:p>
+        </w:tc>
+        <w:tc>
+          <w:tcPr>
+            <w:tcW w:type="dxa" w:w="1624"/>
+          </w:tcPr>
+          <w:p>
+            <w:r>
+              <w:rPr>
+                <w:sz w:val="18"/>
+              </w:rPr>
+              <w:t>leverage+residual</w:t>
+            </w:r>
+          </w:p>
+        </w:tc>
+      </w:tr>
+      <w:tr>
+        <w:tc>
+          <w:tcPr>
+            <w:tcW w:type="dxa" w:w="1624"/>
+            <w:shd w:fill="F2F2F2" w:val="clear"/>
+          </w:tcPr>
+          <w:p>
+            <w:r>
+              <w:rPr>
+                <w:sz w:val="18"/>
+              </w:rPr>
+              <w:t>Test</w:t>
+            </w:r>
+          </w:p>
+        </w:tc>
+        <w:tc>
+          <w:tcPr>
+            <w:tcW w:type="dxa" w:w="1624"/>
+            <w:shd w:fill="F2F2F2" w:val="clear"/>
+          </w:tcPr>
+          <w:p>
+            <w:r>
+              <w:rPr>
+                <w:sz w:val="18"/>
+              </w:rPr>
+              <w:t>3,837</w:t>
+            </w:r>
+          </w:p>
+        </w:tc>
+        <w:tc>
+          <w:tcPr>
+            <w:tcW w:type="dxa" w:w="1624"/>
+            <w:shd w:fill="F2F2F2" w:val="clear"/>
+          </w:tcPr>
+          <w:p>
+            <w:r>
+              <w:rPr>
+                <w:sz w:val="18"/>
+              </w:rPr>
+              <w:t>78.8</w:t>
+            </w:r>
+          </w:p>
+        </w:tc>
+        <w:tc>
+          <w:tcPr>
+            <w:tcW w:type="dxa" w:w="1624"/>
+            <w:shd w:fill="F2F2F2" w:val="clear"/>
+          </w:tcPr>
+          <w:p>
+            <w:r>
+              <w:rPr>
+                <w:sz w:val="18"/>
+              </w:rPr>
+              <w:t>leverage+residual</w:t>
+            </w:r>
+          </w:p>
+        </w:tc>
+        <w:tc>
+          <w:tcPr>
+            <w:tcW w:type="dxa" w:w="1624"/>
+            <w:shd w:fill="F2F2F2" w:val="clear"/>
+          </w:tcPr>
+          <w:p>
+            <w:r>
+              <w:rPr>
+                <w:sz w:val="18"/>
+              </w:rPr>
+              <w:t>83.7</w:t>
+            </w:r>
+          </w:p>
+        </w:tc>
+        <w:tc>
+          <w:tcPr>
+            <w:tcW w:type="dxa" w:w="1624"/>
+            <w:shd w:fill="F2F2F2" w:val="clear"/>
+          </w:tcPr>
+          <w:p>
+            <w:r>
+              <w:rPr>
+                <w:sz w:val="18"/>
+              </w:rPr>
+              <w:t>leverage+residual</w:t>
+            </w:r>
+          </w:p>
+        </w:tc>
+      </w:tr>
+      <w:tr>
+        <w:tc>
+          <w:tcPr>
+            <w:tcW w:type="dxa" w:w="1624"/>
+          </w:tcPr>
+          <w:p>
+            <w:r>
+              <w:rPr>
+                <w:sz w:val="18"/>
+              </w:rPr>
+              <w:t>External</w:t>
+            </w:r>
+          </w:p>
+        </w:tc>
+        <w:tc>
+          <w:tcPr>
+            <w:tcW w:type="dxa" w:w="1624"/>
+          </w:tcPr>
+          <w:p>
+            <w:r>
+              <w:rPr>
+                <w:sz w:val="18"/>
+              </w:rPr>
+              <w:t>92</w:t>
+            </w:r>
+          </w:p>
+        </w:tc>
+        <w:tc>
+          <w:tcPr>
+            <w:tcW w:type="dxa" w:w="1624"/>
+          </w:tcPr>
+          <w:p>
+            <w:r>
+              <w:rPr>
+                <w:sz w:val="18"/>
+              </w:rPr>
+              <w:t>91.3</w:t>
+            </w:r>
+          </w:p>
+        </w:tc>
+        <w:tc>
+          <w:tcPr>
+            <w:tcW w:type="dxa" w:w="1624"/>
+          </w:tcPr>
+          <w:p>
+            <w:r>
+              <w:rPr>
+                <w:sz w:val="18"/>
+              </w:rPr>
+              <w:t>leverage+residual</w:t>
+            </w:r>
+          </w:p>
+        </w:tc>
+        <w:tc>
+          <w:tcPr>
+            <w:tcW w:type="dxa" w:w="1624"/>
+          </w:tcPr>
+          <w:p>
+            <w:r>
+              <w:rPr>
+                <w:sz w:val="18"/>
+              </w:rPr>
+              <w:t>78.3</w:t>
+            </w:r>
+          </w:p>
+        </w:tc>
+        <w:tc>
+          <w:tcPr>
+            <w:tcW w:type="dxa" w:w="1624"/>
+          </w:tcPr>
+          <w:p>
+            <w:r>
+              <w:rPr>
+                <w:sz w:val="18"/>
+              </w:rPr>
+              <w:t>leverage+residual</w:t>
+            </w:r>
+          </w:p>
+        </w:tc>
+      </w:tr>
+      <w:tr>
+        <w:tc>
+          <w:tcPr>
+            <w:tcW w:type="dxa" w:w="1624"/>
+            <w:shd w:fill="F2F2F2" w:val="clear"/>
+          </w:tcPr>
+          <w:p>
+            <w:r>
+              <w:rPr>
+                <w:sz w:val="18"/>
+              </w:rPr>
+              <w:t>Approved</w:t>
+            </w:r>
+          </w:p>
+        </w:tc>
+        <w:tc>
+          <w:tcPr>
+            <w:tcW w:type="dxa" w:w="1624"/>
+            <w:shd w:fill="F2F2F2" w:val="clear"/>
+          </w:tcPr>
+          <w:p>
+            <w:r>
+              <w:rPr>
+                <w:sz w:val="18"/>
+              </w:rPr>
+              <w:t>14,596</w:t>
+            </w:r>
+          </w:p>
+        </w:tc>
+        <w:tc>
+          <w:tcPr>
+            <w:tcW w:type="dxa" w:w="1624"/>
+            <w:shd w:fill="F2F2F2" w:val="clear"/>
+          </w:tcPr>
+          <w:p>
+            <w:r>
+              <w:rPr>
+                <w:sz w:val="18"/>
+              </w:rPr>
+              <w:t>98.7</w:t>
+            </w:r>
+          </w:p>
+        </w:tc>
+        <w:tc>
+          <w:tcPr>
+            <w:tcW w:type="dxa" w:w="1624"/>
+            <w:shd w:fill="F2F2F2" w:val="clear"/>
+          </w:tcPr>
+          <w:p>
+            <w:r>
+              <w:rPr>
+                <w:sz w:val="18"/>
+              </w:rPr>
+              <w:t>leverage</w:t>
+            </w:r>
+          </w:p>
+        </w:tc>
+        <w:tc>
+          <w:tcPr>
+            <w:tcW w:type="dxa" w:w="1624"/>
+            <w:shd w:fill="F2F2F2" w:val="clear"/>
+          </w:tcPr>
+          <w:p>
+            <w:r>
+              <w:rPr>
+                <w:sz w:val="18"/>
+              </w:rPr>
+              <w:t>95.2</w:t>
+            </w:r>
+          </w:p>
+        </w:tc>
+        <w:tc>
+          <w:tcPr>
+            <w:tcW w:type="dxa" w:w="1624"/>
+            <w:shd w:fill="F2F2F2" w:val="clear"/>
+          </w:tcPr>
+          <w:p>
+            <w:r>
+              <w:rPr>
+                <w:sz w:val="18"/>
+              </w:rPr>
+              <w:t>leverage</w:t>
+            </w:r>
+          </w:p>
+        </w:tc>
+      </w:tr>
+      <w:tr>
+        <w:tc>
+          <w:tcPr>
+            <w:tcW w:type="dxa" w:w="1624"/>
+          </w:tcPr>
+          <w:p>
+            <w:r>
+              <w:rPr>
+                <w:sz w:val="18"/>
+              </w:rPr>
+              <w:t>4FDN</w:t>
+            </w:r>
+          </w:p>
+        </w:tc>
+        <w:tc>
+          <w:tcPr>
+            <w:tcW w:type="dxa" w:w="1624"/>
+          </w:tcPr>
+          <w:p>
+            <w:r>
+              <w:rPr>
+                <w:sz w:val="18"/>
+              </w:rPr>
+              <w:t>799</w:t>
+            </w:r>
+          </w:p>
+        </w:tc>
+        <w:tc>
+          <w:tcPr>
+            <w:tcW w:type="dxa" w:w="1624"/>
+          </w:tcPr>
+          <w:p>
+            <w:r>
+              <w:rPr>
+                <w:sz w:val="18"/>
+              </w:rPr>
+              <w:t>100.0</w:t>
+            </w:r>
+          </w:p>
+        </w:tc>
+        <w:tc>
+          <w:tcPr>
+            <w:tcW w:type="dxa" w:w="1624"/>
+          </w:tcPr>
+          <w:p>
+            <w:r>
+              <w:rPr>
+                <w:sz w:val="18"/>
+              </w:rPr>
+              <w:t>leverage</w:t>
+            </w:r>
+          </w:p>
+        </w:tc>
+        <w:tc>
+          <w:tcPr>
+            <w:tcW w:type="dxa" w:w="1624"/>
+          </w:tcPr>
+          <w:p>
+            <w:r>
+              <w:rPr>
+                <w:sz w:val="18"/>
+              </w:rPr>
+              <w:t>99.8</w:t>
+            </w:r>
+          </w:p>
+        </w:tc>
+        <w:tc>
+          <w:tcPr>
+            <w:tcW w:type="dxa" w:w="1624"/>
+          </w:tcPr>
+          <w:p>
+            <w:r>
+              <w:rPr>
+                <w:sz w:val="18"/>
+              </w:rPr>
+              <w:t>leverage</w:t>
+            </w:r>
+          </w:p>
+        </w:tc>
+      </w:tr>
+      <w:tr>
+        <w:tc>
+          <w:tcPr>
+            <w:tcW w:type="dxa" w:w="1624"/>
+            <w:shd w:fill="F2F2F2" w:val="clear"/>
+          </w:tcPr>
+          <w:p>
+            <w:r>
+              <w:rPr>
+                <w:sz w:val="18"/>
+              </w:rPr>
+              <w:t>CyanoMetDB</w:t>
+            </w:r>
+          </w:p>
+        </w:tc>
+        <w:tc>
+          <w:tcPr>
+            <w:tcW w:type="dxa" w:w="1624"/>
+            <w:shd w:fill="F2F2F2" w:val="clear"/>
+          </w:tcPr>
+          <w:p>
+            <w:r>
+              <w:rPr>
+                <w:sz w:val="18"/>
+              </w:rPr>
+              <w:t>3,026</w:t>
+            </w:r>
+          </w:p>
+        </w:tc>
+        <w:tc>
+          <w:tcPr>
+            <w:tcW w:type="dxa" w:w="1624"/>
+            <w:shd w:fill="F2F2F2" w:val="clear"/>
+          </w:tcPr>
+          <w:p>
+            <w:r>
+              <w:rPr>
+                <w:sz w:val="18"/>
+              </w:rPr>
+              <w:t>96.5</w:t>
+            </w:r>
+          </w:p>
+        </w:tc>
+        <w:tc>
+          <w:tcPr>
+            <w:tcW w:type="dxa" w:w="1624"/>
+            <w:shd w:fill="F2F2F2" w:val="clear"/>
+          </w:tcPr>
+          <w:p>
+            <w:r>
+              <w:rPr>
+                <w:sz w:val="18"/>
+              </w:rPr>
+              <w:t>leverage</w:t>
+            </w:r>
+          </w:p>
+        </w:tc>
+        <w:tc>
+          <w:tcPr>
+            <w:tcW w:type="dxa" w:w="1624"/>
+            <w:shd w:fill="F2F2F2" w:val="clear"/>
+          </w:tcPr>
+          <w:p>
+            <w:r>
+              <w:rPr>
+                <w:sz w:val="18"/>
+              </w:rPr>
+              <w:t>94.8</w:t>
+            </w:r>
+          </w:p>
+        </w:tc>
+        <w:tc>
+          <w:tcPr>
+            <w:tcW w:type="dxa" w:w="1624"/>
+            <w:shd w:fill="F2F2F2" w:val="clear"/>
+          </w:tcPr>
+          <w:p>
+            <w:r>
+              <w:rPr>
+                <w:sz w:val="18"/>
+              </w:rPr>
+              <w:t>leverage</w:t>
+            </w:r>
+          </w:p>
+        </w:tc>
+      </w:tr>
+      <w:tr>
+        <w:tc>
+          <w:tcPr>
+            <w:tcW w:type="dxa" w:w="1624"/>
+          </w:tcPr>
+          <w:p>
+            <w:r>
+              <w:rPr>
+                <w:sz w:val="18"/>
+              </w:rPr>
+              <w:t>COCONUT</w:t>
+            </w:r>
+          </w:p>
+        </w:tc>
+        <w:tc>
+          <w:tcPr>
+            <w:tcW w:type="dxa" w:w="1624"/>
+          </w:tcPr>
+          <w:p>
+            <w:r>
+              <w:rPr>
+                <w:sz w:val="18"/>
+              </w:rPr>
+              <w:t>738,820</w:t>
+            </w:r>
+          </w:p>
+        </w:tc>
+        <w:tc>
+          <w:tcPr>
+            <w:tcW w:type="dxa" w:w="1624"/>
+          </w:tcPr>
+          <w:p>
+            <w:r>
+              <w:rPr>
+                <w:sz w:val="18"/>
+              </w:rPr>
+              <w:t>98.6</w:t>
+            </w:r>
+          </w:p>
+        </w:tc>
+        <w:tc>
+          <w:tcPr>
+            <w:tcW w:type="dxa" w:w="1624"/>
+          </w:tcPr>
+          <w:p>
+            <w:r>
+              <w:rPr>
+                <w:sz w:val="18"/>
+              </w:rPr>
+              <w:t>leverage</w:t>
+            </w:r>
+          </w:p>
+        </w:tc>
+        <w:tc>
+          <w:tcPr>
+            <w:tcW w:type="dxa" w:w="1624"/>
+          </w:tcPr>
+          <w:p>
+            <w:r>
+              <w:rPr>
+                <w:sz w:val="18"/>
+              </w:rPr>
+              <w:t>92.5</w:t>
+            </w:r>
+          </w:p>
+        </w:tc>
+        <w:tc>
+          <w:tcPr>
+            <w:tcW w:type="dxa" w:w="1624"/>
+          </w:tcPr>
+          <w:p>
+            <w:r>
+              <w:rPr>
+                <w:sz w:val="18"/>
+              </w:rPr>
+              <w:t>leverage</w:t>
+            </w:r>
+          </w:p>
+        </w:tc>
+      </w:tr>
+    </w:tbl>
+    <w:p/>
+    <w:p>
+      <w:pPr>
+        <w:spacing w:after="160"/>
+      </w:pPr>
+      <w:r>
+        <w:rPr>
+          <w:rFonts w:ascii="Calibri" w:hAnsi="Calibri"/>
+          <w:b w:val="0"/>
+          <w:i/>
+          <w:sz w:val="20"/>
+        </w:rPr>
+        <w:t>Table 7. Percent of molecules inside the applicability domain. *Classification train n is after gray-zone exclusion. Full numbers are in ad_coverage_summary.csv.</w:t>
+      </w:r>
+    </w:p>
+    <w:p>
+      <w:pPr>
+        <w:spacing w:after="160"/>
+      </w:pPr>
+      <w:r>
+        <w:rPr>
+          <w:rFonts w:ascii="Calibri" w:hAnsi="Calibri"/>
+          <w:b w:val="0"/>
+          <w:i w:val="0"/>
+          <w:sz w:val="22"/>
+        </w:rPr>
+        <w:t>Most screening compounds lie inside the leverage AD of the unique-molecule training set. Test coverage is lower than train (78.8% regression / 83.7% classification), as expected for a Butina split that holds out dissimilar clusters. External coverage is high in regression space (91.3%) and moderate in classification space (78.3%).</w:t>
+      </w:r>
+    </w:p>
+    <w:p>
+      <w:pPr>
+        <w:jc w:val="center"/>
+      </w:pPr>
+      <w:r>
+        <w:drawing>
+          <wp:inline xmlns:a="http://schemas.openxmlformats.org/drawingml/2006/main" xmlns:pic="http://schemas.openxmlformats.org/drawingml/2006/picture">
+            <wp:extent cx="5120640" cy="2291524"/>
+            <wp:docPr id="29" name="Picture 29"/>
+            <wp:cNvGraphicFramePr>
+              <a:graphicFrameLocks noChangeAspect="1"/>
+            </wp:cNvGraphicFramePr>
+            <a:graphic>
+              <a:graphicData uri="http://schemas.openxmlformats.org/drawingml/2006/picture">
+                <pic:pic>
+                  <pic:nvPicPr>
+                    <pic:cNvPr id="0" name="ad_dataset_coverage.png"/>
+                    <pic:cNvPicPr/>
+                  </pic:nvPicPr>
+                  <pic:blipFill>
+                    <a:blip r:embed="rId37"/>
+                    <a:stretch>
+                      <a:fillRect/>
+                    </a:stretch>
+                  </pic:blipFill>
+                  <pic:spPr>
+                    <a:xfrm>
+                      <a:off x="0" y="0"/>
+                      <a:ext cx="5120640" cy="2291524"/>
+                    </a:xfrm>
+                    <a:prstGeom prst="rect"/>
+                  </pic:spPr>
+                </pic:pic>
+              </a:graphicData>
+            </a:graphic>
+          </wp:inline>
+        </w:drawing>
+      </w:r>
+    </w:p>
+    <w:p>
+      <w:pPr>
+        <w:spacing w:after="240"/>
+        <w:jc w:val="center"/>
+      </w:pPr>
+      <w:r>
+        <w:rPr>
+          <w:rFonts w:ascii="Calibri" w:hAnsi="Calibri"/>
+          <w:i/>
+          <w:sz w:val="20"/>
+        </w:rPr>
+        <w:t>Figure 29. Regression AD: Williams scatter (Train/Test/External) and % in-AD bars for all datasets including COCONUT.</w:t>
+      </w:r>
+    </w:p>
+    <w:p>
+      <w:pPr>
+        <w:jc w:val="center"/>
+      </w:pPr>
+      <w:r>
+        <w:drawing>
+          <wp:inline xmlns:a="http://schemas.openxmlformats.org/drawingml/2006/main" xmlns:pic="http://schemas.openxmlformats.org/drawingml/2006/picture">
+            <wp:extent cx="5120640" cy="2291524"/>
+            <wp:docPr id="30" name="Picture 30"/>
+            <wp:cNvGraphicFramePr>
+              <a:graphicFrameLocks noChangeAspect="1"/>
+            </wp:cNvGraphicFramePr>
+            <a:graphic>
+              <a:graphicData uri="http://schemas.openxmlformats.org/drawingml/2006/picture">
+                <pic:pic>
+                  <pic:nvPicPr>
+                    <pic:cNvPr id="0" name="cls_ad_dataset_coverage.png"/>
+                    <pic:cNvPicPr/>
+                  </pic:nvPicPr>
+                  <pic:blipFill>
+                    <a:blip r:embed="rId38"/>
+                    <a:stretch>
+                      <a:fillRect/>
+                    </a:stretch>
+                  </pic:blipFill>
+                  <pic:spPr>
+                    <a:xfrm>
+                      <a:off x="0" y="0"/>
+                      <a:ext cx="5120640" cy="2291524"/>
+                    </a:xfrm>
+                    <a:prstGeom prst="rect"/>
+                  </pic:spPr>
+                </pic:pic>
+              </a:graphicData>
+            </a:graphic>
+          </wp:inline>
+        </w:drawing>
+      </w:r>
+    </w:p>
+    <w:p>
+      <w:pPr>
+        <w:spacing w:after="240"/>
+        <w:jc w:val="center"/>
+      </w:pPr>
+      <w:r>
+        <w:rPr>
+          <w:rFonts w:ascii="Calibri" w:hAnsi="Calibri"/>
+          <w:i/>
+          <w:sz w:val="20"/>
+        </w:rPr>
+        <w:t>Figure 30. Classification AD: Williams scatter and % in-AD bars for all datasets.</w:t>
+      </w:r>
+    </w:p>
+    <w:p>
+      <w:pPr>
+        <w:pStyle w:val="Heading2"/>
+      </w:pPr>
+      <w:r>
+        <w:t>3.6 Fingerprint highlights</w:t>
+      </w:r>
+    </w:p>
+    <w:p>
+      <w:pPr>
+        <w:spacing w:after="160"/>
+      </w:pPr>
+      <w:r>
+        <w:rPr>
+          <w:rFonts w:ascii="Calibri" w:hAnsi="Calibri"/>
+          <w:b w:val="0"/>
+          <w:i w:val="0"/>
+          <w:sz w:val="22"/>
+        </w:rPr>
+        <w:t>Top SHAP fingerprint bits from the regression LightGBM surrogate were led by morgan_1928, maccs_86, and maccs_107. These bits were highlighted on the five test molecules with highest predicted pMIC and on reference antimycobacterials.</w:t>
       </w:r>
     </w:p>
     <w:tbl>
@@ -4562,7 +5865,7 @@
               <w:rPr>
                 <w:sz w:val="18"/>
               </w:rPr>
-              <w:t>morgan_215</w:t>
+              <w:t>morgan_1928</w:t>
             </w:r>
           </w:p>
         </w:tc>
@@ -4588,7 +5891,7 @@
               <w:rPr>
                 <w:sz w:val="18"/>
               </w:rPr>
-              <w:t>0.00376</w:t>
+              <w:t>0.0212</w:t>
             </w:r>
           </w:p>
         </w:tc>
@@ -4618,7 +5921,7 @@
               <w:rPr>
                 <w:sz w:val="18"/>
               </w:rPr>
-              <w:t>maccs_119</w:t>
+              <w:t>maccs_86</w:t>
             </w:r>
           </w:p>
         </w:tc>
@@ -4646,7 +5949,7 @@
               <w:rPr>
                 <w:sz w:val="18"/>
               </w:rPr>
-              <w:t>0.00338</w:t>
+              <w:t>0.0133</w:t>
             </w:r>
           </w:p>
         </w:tc>
@@ -4674,7 +5977,7 @@
               <w:rPr>
                 <w:sz w:val="18"/>
               </w:rPr>
-              <w:t>morgan_1825</w:t>
+              <w:t>maccs_107</w:t>
             </w:r>
           </w:p>
         </w:tc>
@@ -4687,7 +5990,7 @@
               <w:rPr>
                 <w:sz w:val="18"/>
               </w:rPr>
-              <w:t>Morgan</w:t>
+              <w:t>MACCS</w:t>
             </w:r>
           </w:p>
         </w:tc>
@@ -4700,7 +6003,7 @@
               <w:rPr>
                 <w:sz w:val="18"/>
               </w:rPr>
-              <w:t>0.00240</w:t>
+              <w:t>0.0125</w:t>
             </w:r>
           </w:p>
         </w:tc>
@@ -4730,7 +6033,7 @@
               <w:rPr>
                 <w:sz w:val="18"/>
               </w:rPr>
-              <w:t>morgan_284</w:t>
+              <w:t>morgan_80</w:t>
             </w:r>
           </w:p>
         </w:tc>
@@ -4758,7 +6061,7 @@
               <w:rPr>
                 <w:sz w:val="18"/>
               </w:rPr>
-              <w:t>0.00240</w:t>
+              <w:t>0.0050</w:t>
             </w:r>
           </w:p>
         </w:tc>
@@ -4786,7 +6089,7 @@
               <w:rPr>
                 <w:sz w:val="18"/>
               </w:rPr>
-              <w:t>morgan_521</w:t>
+              <w:t>maccs_113</w:t>
             </w:r>
           </w:p>
         </w:tc>
@@ -4799,7 +6102,7 @@
               <w:rPr>
                 <w:sz w:val="18"/>
               </w:rPr>
-              <w:t>Morgan</w:t>
+              <w:t>MACCS</w:t>
             </w:r>
           </w:p>
         </w:tc>
@@ -4812,7 +6115,7 @@
               <w:rPr>
                 <w:sz w:val="18"/>
               </w:rPr>
-              <w:t>0.00167</w:t>
+              <w:t>0.0025</w:t>
             </w:r>
           </w:p>
         </w:tc>
@@ -4842,7 +6145,7 @@
               <w:rPr>
                 <w:sz w:val="18"/>
               </w:rPr>
-              <w:t>morgan_1309</w:t>
+              <w:t>maccs_119</w:t>
             </w:r>
           </w:p>
         </w:tc>
@@ -4856,7 +6159,7 @@
               <w:rPr>
                 <w:sz w:val="18"/>
               </w:rPr>
-              <w:t>Morgan</w:t>
+              <w:t>MACCS</w:t>
             </w:r>
           </w:p>
         </w:tc>
@@ -4870,7 +6173,7 @@
               <w:rPr>
                 <w:sz w:val="18"/>
               </w:rPr>
-              <w:t>0.00149</w:t>
+              <w:t>0.0025</w:t>
             </w:r>
           </w:p>
         </w:tc>
@@ -4898,7 +6201,7 @@
               <w:rPr>
                 <w:sz w:val="18"/>
               </w:rPr>
-              <w:t>morgan_2019</w:t>
+              <w:t>morgan_715</w:t>
             </w:r>
           </w:p>
         </w:tc>
@@ -4924,7 +6227,7 @@
               <w:rPr>
                 <w:sz w:val="18"/>
               </w:rPr>
-              <w:t>0.00127</w:t>
+              <w:t>0.0024</w:t>
             </w:r>
           </w:p>
         </w:tc>
@@ -4954,7 +6257,7 @@
               <w:rPr>
                 <w:sz w:val="18"/>
               </w:rPr>
-              <w:t>morgan_1768</w:t>
+              <w:t>maccs_89</w:t>
             </w:r>
           </w:p>
         </w:tc>
@@ -4968,7 +6271,7 @@
               <w:rPr>
                 <w:sz w:val="18"/>
               </w:rPr>
-              <w:t>Morgan</w:t>
+              <w:t>MACCS</w:t>
             </w:r>
           </w:p>
         </w:tc>
@@ -4982,7 +6285,7 @@
               <w:rPr>
                 <w:sz w:val="18"/>
               </w:rPr>
-              <w:t>0.00103</w:t>
+              <w:t>0.0023</w:t>
             </w:r>
           </w:p>
         </w:tc>
@@ -5000,623 +6303,7 @@
           <w:i/>
           <w:sz w:val="20"/>
         </w:rPr>
-        <w:t>Table 6. Top classification SHAP fingerprint features.</w:t>
-      </w:r>
-    </w:p>
-    <w:tbl>
-      <w:tblPr>
-        <w:tblStyle w:val="TableGrid"/>
-        <w:tblW w:type="auto" w:w="0"/>
-        <w:jc w:val="center"/>
-        <w:tblLook w:firstColumn="1" w:firstRow="1" w:lastColumn="0" w:lastRow="0" w:noHBand="0" w:noVBand="1" w:val="04A0"/>
-      </w:tblPr>
-      <w:tblGrid>
-        <w:gridCol w:w="1949"/>
-        <w:gridCol w:w="1949"/>
-        <w:gridCol w:w="1949"/>
-        <w:gridCol w:w="1949"/>
-        <w:gridCol w:w="1949"/>
-      </w:tblGrid>
-      <w:tr>
-        <w:tc>
-          <w:tcPr>
-            <w:tcW w:type="dxa" w:w="1949"/>
-            <w:shd w:fill="1F4E79" w:val="clear"/>
-          </w:tcPr>
-          <w:p>
-            <w:r>
-              <w:rPr>
-                <w:b/>
-                <w:color w:val="FFFFFF"/>
-                <w:sz w:val="18"/>
-              </w:rPr>
-              <w:t>Rank</w:t>
-            </w:r>
-          </w:p>
-        </w:tc>
-        <w:tc>
-          <w:tcPr>
-            <w:tcW w:type="dxa" w:w="1949"/>
-            <w:shd w:fill="1F4E79" w:val="clear"/>
-          </w:tcPr>
-          <w:p>
-            <w:r>
-              <w:rPr>
-                <w:b/>
-                <w:color w:val="FFFFFF"/>
-                <w:sz w:val="18"/>
-              </w:rPr>
-              <w:t>Exp. pMIC</w:t>
-            </w:r>
-          </w:p>
-        </w:tc>
-        <w:tc>
-          <w:tcPr>
-            <w:tcW w:type="dxa" w:w="1949"/>
-            <w:shd w:fill="1F4E79" w:val="clear"/>
-          </w:tcPr>
-          <w:p>
-            <w:r>
-              <w:rPr>
-                <w:b/>
-                <w:color w:val="FFFFFF"/>
-                <w:sz w:val="18"/>
-              </w:rPr>
-              <w:t>Pred. pMIC</w:t>
-            </w:r>
-          </w:p>
-        </w:tc>
-        <w:tc>
-          <w:tcPr>
-            <w:tcW w:type="dxa" w:w="1949"/>
-            <w:shd w:fill="1F4E79" w:val="clear"/>
-          </w:tcPr>
-          <w:p>
-            <w:r>
-              <w:rPr>
-                <w:b/>
-                <w:color w:val="FFFFFF"/>
-                <w:sz w:val="18"/>
-              </w:rPr>
-              <w:t>P(active)</w:t>
-            </w:r>
-          </w:p>
-        </w:tc>
-        <w:tc>
-          <w:tcPr>
-            <w:tcW w:type="dxa" w:w="1949"/>
-            <w:shd w:fill="1F4E79" w:val="clear"/>
-          </w:tcPr>
-          <w:p>
-            <w:r>
-              <w:rPr>
-                <w:b/>
-                <w:color w:val="FFFFFF"/>
-                <w:sz w:val="18"/>
-              </w:rPr>
-              <w:t>Active actual/pred</w:t>
-            </w:r>
-          </w:p>
-        </w:tc>
-      </w:tr>
-      <w:tr>
-        <w:tc>
-          <w:tcPr>
-            <w:tcW w:type="dxa" w:w="1949"/>
-          </w:tcPr>
-          <w:p>
-            <w:r>
-              <w:rPr>
-                <w:sz w:val="18"/>
-              </w:rPr>
-              <w:t>1</w:t>
-            </w:r>
-          </w:p>
-        </w:tc>
-        <w:tc>
-          <w:tcPr>
-            <w:tcW w:type="dxa" w:w="1949"/>
-          </w:tcPr>
-          <w:p>
-            <w:r>
-              <w:rPr>
-                <w:sz w:val="18"/>
-              </w:rPr>
-              <w:t>7.00</w:t>
-            </w:r>
-          </w:p>
-        </w:tc>
-        <w:tc>
-          <w:tcPr>
-            <w:tcW w:type="dxa" w:w="1949"/>
-          </w:tcPr>
-          <w:p>
-            <w:r>
-              <w:rPr>
-                <w:sz w:val="18"/>
-              </w:rPr>
-              <w:t>7.20</w:t>
-            </w:r>
-          </w:p>
-        </w:tc>
-        <w:tc>
-          <w:tcPr>
-            <w:tcW w:type="dxa" w:w="1949"/>
-          </w:tcPr>
-          <w:p>
-            <w:r>
-              <w:rPr>
-                <w:sz w:val="18"/>
-              </w:rPr>
-              <w:t>0.996</w:t>
-            </w:r>
-          </w:p>
-        </w:tc>
-        <w:tc>
-          <w:tcPr>
-            <w:tcW w:type="dxa" w:w="1949"/>
-          </w:tcPr>
-          <w:p>
-            <w:r>
-              <w:rPr>
-                <w:sz w:val="18"/>
-              </w:rPr>
-              <w:t>1 / 1</w:t>
-            </w:r>
-          </w:p>
-        </w:tc>
-      </w:tr>
-      <w:tr>
-        <w:tc>
-          <w:tcPr>
-            <w:tcW w:type="dxa" w:w="1949"/>
-            <w:shd w:fill="F2F2F2" w:val="clear"/>
-          </w:tcPr>
-          <w:p>
-            <w:r>
-              <w:rPr>
-                <w:sz w:val="18"/>
-              </w:rPr>
-              <w:t>2</w:t>
-            </w:r>
-          </w:p>
-        </w:tc>
-        <w:tc>
-          <w:tcPr>
-            <w:tcW w:type="dxa" w:w="1949"/>
-            <w:shd w:fill="F2F2F2" w:val="clear"/>
-          </w:tcPr>
-          <w:p>
-            <w:r>
-              <w:rPr>
-                <w:sz w:val="18"/>
-              </w:rPr>
-              <w:t>7.00</w:t>
-            </w:r>
-          </w:p>
-        </w:tc>
-        <w:tc>
-          <w:tcPr>
-            <w:tcW w:type="dxa" w:w="1949"/>
-            <w:shd w:fill="F2F2F2" w:val="clear"/>
-          </w:tcPr>
-          <w:p>
-            <w:r>
-              <w:rPr>
-                <w:sz w:val="18"/>
-              </w:rPr>
-              <w:t>6.77</w:t>
-            </w:r>
-          </w:p>
-        </w:tc>
-        <w:tc>
-          <w:tcPr>
-            <w:tcW w:type="dxa" w:w="1949"/>
-            <w:shd w:fill="F2F2F2" w:val="clear"/>
-          </w:tcPr>
-          <w:p>
-            <w:r>
-              <w:rPr>
-                <w:sz w:val="18"/>
-              </w:rPr>
-              <w:t>0.996</w:t>
-            </w:r>
-          </w:p>
-        </w:tc>
-        <w:tc>
-          <w:tcPr>
-            <w:tcW w:type="dxa" w:w="1949"/>
-            <w:shd w:fill="F2F2F2" w:val="clear"/>
-          </w:tcPr>
-          <w:p>
-            <w:r>
-              <w:rPr>
-                <w:sz w:val="18"/>
-              </w:rPr>
-              <w:t>1 / 1</w:t>
-            </w:r>
-          </w:p>
-        </w:tc>
-      </w:tr>
-      <w:tr>
-        <w:tc>
-          <w:tcPr>
-            <w:tcW w:type="dxa" w:w="1949"/>
-          </w:tcPr>
-          <w:p>
-            <w:r>
-              <w:rPr>
-                <w:sz w:val="18"/>
-              </w:rPr>
-              <w:t>3</w:t>
-            </w:r>
-          </w:p>
-        </w:tc>
-        <w:tc>
-          <w:tcPr>
-            <w:tcW w:type="dxa" w:w="1949"/>
-          </w:tcPr>
-          <w:p>
-            <w:r>
-              <w:rPr>
-                <w:sz w:val="18"/>
-              </w:rPr>
-              <w:t>7.62</w:t>
-            </w:r>
-          </w:p>
-        </w:tc>
-        <w:tc>
-          <w:tcPr>
-            <w:tcW w:type="dxa" w:w="1949"/>
-          </w:tcPr>
-          <w:p>
-            <w:r>
-              <w:rPr>
-                <w:sz w:val="18"/>
-              </w:rPr>
-              <w:t>7.38</w:t>
-            </w:r>
-          </w:p>
-        </w:tc>
-        <w:tc>
-          <w:tcPr>
-            <w:tcW w:type="dxa" w:w="1949"/>
-          </w:tcPr>
-          <w:p>
-            <w:r>
-              <w:rPr>
-                <w:sz w:val="18"/>
-              </w:rPr>
-              <w:t>0.996</w:t>
-            </w:r>
-          </w:p>
-        </w:tc>
-        <w:tc>
-          <w:tcPr>
-            <w:tcW w:type="dxa" w:w="1949"/>
-          </w:tcPr>
-          <w:p>
-            <w:r>
-              <w:rPr>
-                <w:sz w:val="18"/>
-              </w:rPr>
-              <w:t>1 / 1</w:t>
-            </w:r>
-          </w:p>
-        </w:tc>
-      </w:tr>
-      <w:tr>
-        <w:tc>
-          <w:tcPr>
-            <w:tcW w:type="dxa" w:w="1949"/>
-            <w:shd w:fill="F2F2F2" w:val="clear"/>
-          </w:tcPr>
-          <w:p>
-            <w:r>
-              <w:rPr>
-                <w:sz w:val="18"/>
-              </w:rPr>
-              <w:t>4</w:t>
-            </w:r>
-          </w:p>
-        </w:tc>
-        <w:tc>
-          <w:tcPr>
-            <w:tcW w:type="dxa" w:w="1949"/>
-            <w:shd w:fill="F2F2F2" w:val="clear"/>
-          </w:tcPr>
-          <w:p>
-            <w:r>
-              <w:rPr>
-                <w:sz w:val="18"/>
-              </w:rPr>
-              <w:t>7.66</w:t>
-            </w:r>
-          </w:p>
-        </w:tc>
-        <w:tc>
-          <w:tcPr>
-            <w:tcW w:type="dxa" w:w="1949"/>
-            <w:shd w:fill="F2F2F2" w:val="clear"/>
-          </w:tcPr>
-          <w:p>
-            <w:r>
-              <w:rPr>
-                <w:sz w:val="18"/>
-              </w:rPr>
-              <w:t>7.66</w:t>
-            </w:r>
-          </w:p>
-        </w:tc>
-        <w:tc>
-          <w:tcPr>
-            <w:tcW w:type="dxa" w:w="1949"/>
-            <w:shd w:fill="F2F2F2" w:val="clear"/>
-          </w:tcPr>
-          <w:p>
-            <w:r>
-              <w:rPr>
-                <w:sz w:val="18"/>
-              </w:rPr>
-              <w:t>0.996</w:t>
-            </w:r>
-          </w:p>
-        </w:tc>
-        <w:tc>
-          <w:tcPr>
-            <w:tcW w:type="dxa" w:w="1949"/>
-            <w:shd w:fill="F2F2F2" w:val="clear"/>
-          </w:tcPr>
-          <w:p>
-            <w:r>
-              <w:rPr>
-                <w:sz w:val="18"/>
-              </w:rPr>
-              <w:t>1 / 1</w:t>
-            </w:r>
-          </w:p>
-        </w:tc>
-      </w:tr>
-      <w:tr>
-        <w:tc>
-          <w:tcPr>
-            <w:tcW w:type="dxa" w:w="1949"/>
-          </w:tcPr>
-          <w:p>
-            <w:r>
-              <w:rPr>
-                <w:sz w:val="18"/>
-              </w:rPr>
-              <w:t>5</w:t>
-            </w:r>
-          </w:p>
-        </w:tc>
-        <w:tc>
-          <w:tcPr>
-            <w:tcW w:type="dxa" w:w="1949"/>
-          </w:tcPr>
-          <w:p>
-            <w:r>
-              <w:rPr>
-                <w:sz w:val="18"/>
-              </w:rPr>
-              <w:t>7.00</w:t>
-            </w:r>
-          </w:p>
-        </w:tc>
-        <w:tc>
-          <w:tcPr>
-            <w:tcW w:type="dxa" w:w="1949"/>
-          </w:tcPr>
-          <w:p>
-            <w:r>
-              <w:rPr>
-                <w:sz w:val="18"/>
-              </w:rPr>
-              <w:t>6.98</w:t>
-            </w:r>
-          </w:p>
-        </w:tc>
-        <w:tc>
-          <w:tcPr>
-            <w:tcW w:type="dxa" w:w="1949"/>
-          </w:tcPr>
-          <w:p>
-            <w:r>
-              <w:rPr>
-                <w:sz w:val="18"/>
-              </w:rPr>
-              <w:t>0.996</w:t>
-            </w:r>
-          </w:p>
-        </w:tc>
-        <w:tc>
-          <w:tcPr>
-            <w:tcW w:type="dxa" w:w="1949"/>
-          </w:tcPr>
-          <w:p>
-            <w:r>
-              <w:rPr>
-                <w:sz w:val="18"/>
-              </w:rPr>
-              <w:t>1 / 1</w:t>
-            </w:r>
-          </w:p>
-        </w:tc>
-      </w:tr>
-    </w:tbl>
-    <w:p/>
-    <w:p>
-      <w:pPr>
-        <w:spacing w:after="160"/>
-      </w:pPr>
-      <w:r>
-        <w:rPr>
-          <w:rFonts w:ascii="Calibri" w:hAnsi="Calibri"/>
-          <w:b w:val="0"/>
-          <w:i/>
-          <w:sz w:val="20"/>
-        </w:rPr>
-        <w:t>Table 7. Top-5 test compounds by Active_probability (also in test_top5_cls_active_probability.xlsx and preprocessed_data.xlsx).</w:t>
-      </w:r>
-    </w:p>
-    <w:p>
-      <w:pPr>
-        <w:jc w:val="center"/>
-      </w:pPr>
-      <w:r>
-        <w:drawing>
-          <wp:inline xmlns:a="http://schemas.openxmlformats.org/drawingml/2006/main" xmlns:pic="http://schemas.openxmlformats.org/drawingml/2006/picture">
-            <wp:extent cx="4754880" cy="3396343"/>
-            <wp:docPr id="28" name="Picture 28"/>
-            <wp:cNvGraphicFramePr>
-              <a:graphicFrameLocks noChangeAspect="1"/>
-            </wp:cNvGraphicFramePr>
-            <a:graphic>
-              <a:graphicData uri="http://schemas.openxmlformats.org/drawingml/2006/picture">
-                <pic:pic>
-                  <pic:nvPicPr>
-                    <pic:cNvPr id="0" name="test_top1_Pactive_1p00.png"/>
-                    <pic:cNvPicPr/>
-                  </pic:nvPicPr>
-                  <pic:blipFill>
-                    <a:blip r:embed="rId36"/>
-                    <a:stretch>
-                      <a:fillRect/>
-                    </a:stretch>
-                  </pic:blipFill>
-                  <pic:spPr>
-                    <a:xfrm>
-                      <a:off x="0" y="0"/>
-                      <a:ext cx="4754880" cy="3396343"/>
-                    </a:xfrm>
-                    <a:prstGeom prst="rect"/>
-                  </pic:spPr>
-                </pic:pic>
-              </a:graphicData>
-            </a:graphic>
-          </wp:inline>
-        </w:drawing>
-      </w:r>
-    </w:p>
-    <w:p>
-      <w:pPr>
-        <w:spacing w:after="240"/>
-        <w:jc w:val="center"/>
-      </w:pPr>
-      <w:r>
-        <w:rPr>
-          <w:rFonts w:ascii="Calibri" w:hAnsi="Calibri"/>
-          <w:i/>
-          <w:sz w:val="20"/>
-        </w:rPr>
-        <w:t>Figure 28. Test top-1 by P(active) — FP highlights.</w:t>
-      </w:r>
-    </w:p>
-    <w:p>
-      <w:pPr>
-        <w:jc w:val="center"/>
-      </w:pPr>
-      <w:r>
-        <w:drawing>
-          <wp:inline xmlns:a="http://schemas.openxmlformats.org/drawingml/2006/main" xmlns:pic="http://schemas.openxmlformats.org/drawingml/2006/picture">
-            <wp:extent cx="4754880" cy="3396343"/>
-            <wp:docPr id="29" name="Picture 29"/>
-            <wp:cNvGraphicFramePr>
-              <a:graphicFrameLocks noChangeAspect="1"/>
-            </wp:cNvGraphicFramePr>
-            <a:graphic>
-              <a:graphicData uri="http://schemas.openxmlformats.org/drawingml/2006/picture">
-                <pic:pic>
-                  <pic:nvPicPr>
-                    <pic:cNvPr id="0" name="test_top2_Pactive_1p00.png"/>
-                    <pic:cNvPicPr/>
-                  </pic:nvPicPr>
-                  <pic:blipFill>
-                    <a:blip r:embed="rId37"/>
-                    <a:stretch>
-                      <a:fillRect/>
-                    </a:stretch>
-                  </pic:blipFill>
-                  <pic:spPr>
-                    <a:xfrm>
-                      <a:off x="0" y="0"/>
-                      <a:ext cx="4754880" cy="3396343"/>
-                    </a:xfrm>
-                    <a:prstGeom prst="rect"/>
-                  </pic:spPr>
-                </pic:pic>
-              </a:graphicData>
-            </a:graphic>
-          </wp:inline>
-        </w:drawing>
-      </w:r>
-    </w:p>
-    <w:p>
-      <w:pPr>
-        <w:spacing w:after="240"/>
-        <w:jc w:val="center"/>
-      </w:pPr>
-      <w:r>
-        <w:rPr>
-          <w:rFonts w:ascii="Calibri" w:hAnsi="Calibri"/>
-          <w:i/>
-          <w:sz w:val="20"/>
-        </w:rPr>
-        <w:t>Figure 29. Test top-2 — FP highlights.</w:t>
-      </w:r>
-    </w:p>
-    <w:p>
-      <w:pPr>
-        <w:jc w:val="center"/>
-      </w:pPr>
-      <w:r>
-        <w:drawing>
-          <wp:inline xmlns:a="http://schemas.openxmlformats.org/drawingml/2006/main" xmlns:pic="http://schemas.openxmlformats.org/drawingml/2006/picture">
-            <wp:extent cx="4754880" cy="3396343"/>
-            <wp:docPr id="30" name="Picture 30"/>
-            <wp:cNvGraphicFramePr>
-              <a:graphicFrameLocks noChangeAspect="1"/>
-            </wp:cNvGraphicFramePr>
-            <a:graphic>
-              <a:graphicData uri="http://schemas.openxmlformats.org/drawingml/2006/picture">
-                <pic:pic>
-                  <pic:nvPicPr>
-                    <pic:cNvPr id="0" name="test_top3_Pactive_1p00.png"/>
-                    <pic:cNvPicPr/>
-                  </pic:nvPicPr>
-                  <pic:blipFill>
-                    <a:blip r:embed="rId38"/>
-                    <a:stretch>
-                      <a:fillRect/>
-                    </a:stretch>
-                  </pic:blipFill>
-                  <pic:spPr>
-                    <a:xfrm>
-                      <a:off x="0" y="0"/>
-                      <a:ext cx="4754880" cy="3396343"/>
-                    </a:xfrm>
-                    <a:prstGeom prst="rect"/>
-                  </pic:spPr>
-                </pic:pic>
-              </a:graphicData>
-            </a:graphic>
-          </wp:inline>
-        </w:drawing>
-      </w:r>
-    </w:p>
-    <w:p>
-      <w:pPr>
-        <w:spacing w:after="240"/>
-        <w:jc w:val="center"/>
-      </w:pPr>
-      <w:r>
-        <w:rPr>
-          <w:rFonts w:ascii="Calibri" w:hAnsi="Calibri"/>
-          <w:i/>
-          <w:sz w:val="20"/>
-        </w:rPr>
-        <w:t>Figure 30. Test top-3 — FP highlights.</w:t>
+        <w:t>Table 8. Top regression SHAP fingerprint features.</w:t>
       </w:r>
     </w:p>
     <w:p>
@@ -5635,7 +6322,7 @@
               <a:graphicData uri="http://schemas.openxmlformats.org/drawingml/2006/picture">
                 <pic:pic>
                   <pic:nvPicPr>
-                    <pic:cNvPr id="0" name="test_top4_Pactive_1p00.png"/>
+                    <pic:cNvPr id="0" name="test_top1_score_7p37.png"/>
                     <pic:cNvPicPr/>
                   </pic:nvPicPr>
                   <pic:blipFill>
@@ -5669,7 +6356,7 @@
           <w:i/>
           <w:sz w:val="20"/>
         </w:rPr>
-        <w:t>Figure 31. Test top-4 — FP highlights.</w:t>
+        <w:t>Figure 31. Test top-1 by predicted pMIC — FP highlights.</w:t>
       </w:r>
     </w:p>
     <w:p>
@@ -5688,7 +6375,7 @@
               <a:graphicData uri="http://schemas.openxmlformats.org/drawingml/2006/picture">
                 <pic:pic>
                   <pic:nvPicPr>
-                    <pic:cNvPr id="0" name="test_top5_Pactive_1p00.png"/>
+                    <pic:cNvPr id="0" name="test_top2_score_7p37.png"/>
                     <pic:cNvPicPr/>
                   </pic:nvPicPr>
                   <pic:blipFill>
@@ -5722,7 +6409,7 @@
           <w:i/>
           <w:sz w:val="20"/>
         </w:rPr>
-        <w:t>Figure 32. Test top-5 — FP highlights.</w:t>
+        <w:t>Figure 32. Test top-2 — FP highlights.</w:t>
       </w:r>
     </w:p>
     <w:p>
@@ -5741,7 +6428,7 @@
               <a:graphicData uri="http://schemas.openxmlformats.org/drawingml/2006/picture">
                 <pic:pic>
                   <pic:nvPicPr>
-                    <pic:cNvPr id="0" name="map_Isoniazid.png"/>
+                    <pic:cNvPr id="0" name="test_top3_score_7p36.png"/>
                     <pic:cNvPicPr/>
                   </pic:nvPicPr>
                   <pic:blipFill>
@@ -5775,7 +6462,7 @@
           <w:i/>
           <w:sz w:val="20"/>
         </w:rPr>
-        <w:t>Figure 33. Isoniazid — classification FP highlights.</w:t>
+        <w:t>Figure 33. Test top-3 — FP highlights.</w:t>
       </w:r>
     </w:p>
     <w:p>
@@ -5794,7 +6481,7 @@
               <a:graphicData uri="http://schemas.openxmlformats.org/drawingml/2006/picture">
                 <pic:pic>
                   <pic:nvPicPr>
-                    <pic:cNvPr id="0" name="map_Rifampin.png"/>
+                    <pic:cNvPr id="0" name="test_top4_score_7p32.png"/>
                     <pic:cNvPicPr/>
                   </pic:nvPicPr>
                   <pic:blipFill>
@@ -5828,7 +6515,7 @@
           <w:i/>
           <w:sz w:val="20"/>
         </w:rPr>
-        <w:t>Figure 34. Rifampin — classification FP highlights.</w:t>
+        <w:t>Figure 34. Test top-4 — FP highlights.</w:t>
       </w:r>
     </w:p>
     <w:p>
@@ -5847,7 +6534,7 @@
               <a:graphicData uri="http://schemas.openxmlformats.org/drawingml/2006/picture">
                 <pic:pic>
                   <pic:nvPicPr>
-                    <pic:cNvPr id="0" name="map_Pyrazinamide.png"/>
+                    <pic:cNvPr id="0" name="test_top5_score_7p32.png"/>
                     <pic:cNvPicPr/>
                   </pic:nvPicPr>
                   <pic:blipFill>
@@ -5881,7 +6568,7 @@
           <w:i/>
           <w:sz w:val="20"/>
         </w:rPr>
-        <w:t>Figure 35. Pyrazinamide — classification FP highlights.</w:t>
+        <w:t>Figure 35. Test top-5 — FP highlights.</w:t>
       </w:r>
     </w:p>
     <w:p>
@@ -5900,7 +6587,7 @@
               <a:graphicData uri="http://schemas.openxmlformats.org/drawingml/2006/picture">
                 <pic:pic>
                   <pic:nvPicPr>
-                    <pic:cNvPr id="0" name="map_Ethambutol.png"/>
+                    <pic:cNvPr id="0" name="map_Isoniazid.png"/>
                     <pic:cNvPicPr/>
                   </pic:nvPicPr>
                   <pic:blipFill>
@@ -5934,7 +6621,7 @@
           <w:i/>
           <w:sz w:val="20"/>
         </w:rPr>
-        <w:t>Figure 36. Ethambutol — classification FP highlights.</w:t>
+        <w:t>Figure 36. Isoniazid — FP highlights.</w:t>
       </w:r>
     </w:p>
     <w:p>
@@ -5953,7 +6640,7 @@
               <a:graphicData uri="http://schemas.openxmlformats.org/drawingml/2006/picture">
                 <pic:pic>
                   <pic:nvPicPr>
-                    <pic:cNvPr id="0" name="map_Bedaquiline.png"/>
+                    <pic:cNvPr id="0" name="map_Rifampin.png"/>
                     <pic:cNvPicPr/>
                   </pic:nvPicPr>
                   <pic:blipFill>
@@ -5987,7 +6674,7 @@
           <w:i/>
           <w:sz w:val="20"/>
         </w:rPr>
-        <w:t>Figure 37. Bedaquiline — classification FP highlights.</w:t>
+        <w:t>Figure 37. Rifampin — FP highlights.</w:t>
       </w:r>
     </w:p>
     <w:p>
@@ -6006,7 +6693,7 @@
               <a:graphicData uri="http://schemas.openxmlformats.org/drawingml/2006/picture">
                 <pic:pic>
                   <pic:nvPicPr>
-                    <pic:cNvPr id="0" name="map_Delamanid.png"/>
+                    <pic:cNvPr id="0" name="map_Pyrazinamide.png"/>
                     <pic:cNvPicPr/>
                   </pic:nvPicPr>
                   <pic:blipFill>
@@ -6040,7 +6727,7 @@
           <w:i/>
           <w:sz w:val="20"/>
         </w:rPr>
-        <w:t>Figure 38. Delamanid — classification FP highlights.</w:t>
+        <w:t>Figure 38. Pyrazinamide — FP highlights.</w:t>
       </w:r>
     </w:p>
     <w:p>
@@ -6059,7 +6746,7 @@
               <a:graphicData uri="http://schemas.openxmlformats.org/drawingml/2006/picture">
                 <pic:pic>
                   <pic:nvPicPr>
-                    <pic:cNvPr id="0" name="map_Pretomanid.png"/>
+                    <pic:cNvPr id="0" name="map_Ethambutol.png"/>
                     <pic:cNvPicPr/>
                   </pic:nvPicPr>
                   <pic:blipFill>
@@ -6093,7 +6780,7 @@
           <w:i/>
           <w:sz w:val="20"/>
         </w:rPr>
-        <w:t>Figure 39. Pretomanid — classification FP highlights.</w:t>
+        <w:t>Figure 39. Ethambutol — FP highlights.</w:t>
       </w:r>
     </w:p>
     <w:p>
@@ -6112,7 +6799,7 @@
               <a:graphicData uri="http://schemas.openxmlformats.org/drawingml/2006/picture">
                 <pic:pic>
                   <pic:nvPicPr>
-                    <pic:cNvPr id="0" name="map_Linezolid.png"/>
+                    <pic:cNvPr id="0" name="map_Bedaquiline.png"/>
                     <pic:cNvPicPr/>
                   </pic:nvPicPr>
                   <pic:blipFill>
@@ -6146,15 +6833,174 @@
           <w:i/>
           <w:sz w:val="20"/>
         </w:rPr>
-        <w:t>Figure 40. Linezolid — classification FP highlights.</w:t>
+        <w:t>Figure 40. Bedaquiline — FP highlights.</w:t>
       </w:r>
     </w:p>
     <w:p>
       <w:pPr>
+        <w:jc w:val="center"/>
+      </w:pPr>
+      <w:r>
+        <w:drawing>
+          <wp:inline xmlns:a="http://schemas.openxmlformats.org/drawingml/2006/main" xmlns:pic="http://schemas.openxmlformats.org/drawingml/2006/picture">
+            <wp:extent cx="4754880" cy="3396343"/>
+            <wp:docPr id="41" name="Picture 41"/>
+            <wp:cNvGraphicFramePr>
+              <a:graphicFrameLocks noChangeAspect="1"/>
+            </wp:cNvGraphicFramePr>
+            <a:graphic>
+              <a:graphicData uri="http://schemas.openxmlformats.org/drawingml/2006/picture">
+                <pic:pic>
+                  <pic:nvPicPr>
+                    <pic:cNvPr id="0" name="map_Delamanid.png"/>
+                    <pic:cNvPicPr/>
+                  </pic:nvPicPr>
+                  <pic:blipFill>
+                    <a:blip r:embed="rId49"/>
+                    <a:stretch>
+                      <a:fillRect/>
+                    </a:stretch>
+                  </pic:blipFill>
+                  <pic:spPr>
+                    <a:xfrm>
+                      <a:off x="0" y="0"/>
+                      <a:ext cx="4754880" cy="3396343"/>
+                    </a:xfrm>
+                    <a:prstGeom prst="rect"/>
+                  </pic:spPr>
+                </pic:pic>
+              </a:graphicData>
+            </a:graphic>
+          </wp:inline>
+        </w:drawing>
+      </w:r>
+    </w:p>
+    <w:p>
+      <w:pPr>
+        <w:spacing w:after="240"/>
+        <w:jc w:val="center"/>
+      </w:pPr>
+      <w:r>
+        <w:rPr>
+          <w:rFonts w:ascii="Calibri" w:hAnsi="Calibri"/>
+          <w:i/>
+          <w:sz w:val="20"/>
+        </w:rPr>
+        <w:t>Figure 41. Delamanid — FP highlights.</w:t>
+      </w:r>
+    </w:p>
+    <w:p>
+      <w:pPr>
+        <w:jc w:val="center"/>
+      </w:pPr>
+      <w:r>
+        <w:drawing>
+          <wp:inline xmlns:a="http://schemas.openxmlformats.org/drawingml/2006/main" xmlns:pic="http://schemas.openxmlformats.org/drawingml/2006/picture">
+            <wp:extent cx="4754880" cy="3396343"/>
+            <wp:docPr id="42" name="Picture 42"/>
+            <wp:cNvGraphicFramePr>
+              <a:graphicFrameLocks noChangeAspect="1"/>
+            </wp:cNvGraphicFramePr>
+            <a:graphic>
+              <a:graphicData uri="http://schemas.openxmlformats.org/drawingml/2006/picture">
+                <pic:pic>
+                  <pic:nvPicPr>
+                    <pic:cNvPr id="0" name="map_Pretomanid.png"/>
+                    <pic:cNvPicPr/>
+                  </pic:nvPicPr>
+                  <pic:blipFill>
+                    <a:blip r:embed="rId50"/>
+                    <a:stretch>
+                      <a:fillRect/>
+                    </a:stretch>
+                  </pic:blipFill>
+                  <pic:spPr>
+                    <a:xfrm>
+                      <a:off x="0" y="0"/>
+                      <a:ext cx="4754880" cy="3396343"/>
+                    </a:xfrm>
+                    <a:prstGeom prst="rect"/>
+                  </pic:spPr>
+                </pic:pic>
+              </a:graphicData>
+            </a:graphic>
+          </wp:inline>
+        </w:drawing>
+      </w:r>
+    </w:p>
+    <w:p>
+      <w:pPr>
+        <w:spacing w:after="240"/>
+        <w:jc w:val="center"/>
+      </w:pPr>
+      <w:r>
+        <w:rPr>
+          <w:rFonts w:ascii="Calibri" w:hAnsi="Calibri"/>
+          <w:i/>
+          <w:sz w:val="20"/>
+        </w:rPr>
+        <w:t>Figure 42. Pretomanid — FP highlights.</w:t>
+      </w:r>
+    </w:p>
+    <w:p>
+      <w:pPr>
+        <w:jc w:val="center"/>
+      </w:pPr>
+      <w:r>
+        <w:drawing>
+          <wp:inline xmlns:a="http://schemas.openxmlformats.org/drawingml/2006/main" xmlns:pic="http://schemas.openxmlformats.org/drawingml/2006/picture">
+            <wp:extent cx="4754880" cy="3396343"/>
+            <wp:docPr id="43" name="Picture 43"/>
+            <wp:cNvGraphicFramePr>
+              <a:graphicFrameLocks noChangeAspect="1"/>
+            </wp:cNvGraphicFramePr>
+            <a:graphic>
+              <a:graphicData uri="http://schemas.openxmlformats.org/drawingml/2006/picture">
+                <pic:pic>
+                  <pic:nvPicPr>
+                    <pic:cNvPr id="0" name="map_Linezolid.png"/>
+                    <pic:cNvPicPr/>
+                  </pic:nvPicPr>
+                  <pic:blipFill>
+                    <a:blip r:embed="rId51"/>
+                    <a:stretch>
+                      <a:fillRect/>
+                    </a:stretch>
+                  </pic:blipFill>
+                  <pic:spPr>
+                    <a:xfrm>
+                      <a:off x="0" y="0"/>
+                      <a:ext cx="4754880" cy="3396343"/>
+                    </a:xfrm>
+                    <a:prstGeom prst="rect"/>
+                  </pic:spPr>
+                </pic:pic>
+              </a:graphicData>
+            </a:graphic>
+          </wp:inline>
+        </w:drawing>
+      </w:r>
+    </w:p>
+    <w:p>
+      <w:pPr>
+        <w:spacing w:after="240"/>
+        <w:jc w:val="center"/>
+      </w:pPr>
+      <w:r>
+        <w:rPr>
+          <w:rFonts w:ascii="Calibri" w:hAnsi="Calibri"/>
+          <w:i/>
+          <w:sz w:val="20"/>
+        </w:rPr>
+        <w:t>Figure 43. Linezolid — FP highlights.</w:t>
+      </w:r>
+    </w:p>
+    <w:p>
+      <w:pPr>
         <w:pStyle w:val="Heading2"/>
       </w:pPr>
       <w:r>
-        <w:t>3.5 Cascade classification → active-only regression</w:t>
+        <w:t>3.7 External validation</w:t>
       </w:r>
     </w:p>
     <w:p>
@@ -6168,7 +7014,371 @@
           <w:i w:val="0"/>
           <w:sz w:val="22"/>
         </w:rPr>
-        <w:t>The global regressor ranked the full test set moderately (R² = 0.319) but failed to calibrate potency among true actives (R² = −3.90, RMSE = 1.16). An active-only RandomForest regressor trained solely on train actives recovered usable potency estimation on true test actives (Oracle R² = 0.183, RMSE = 0.473). Pipeline performance on predicted-actives is degraded by false positives, as expected.</w:t>
+        <w:t>On the canonicalized external set (n = 92 unique molecules; 7 actives at pMIC ≥ 6) the global regressor achieved R² = 0.718, RMSE = 0.455, MAE = 0.358. Classification at cutoff 6.0 yielded ROC-AUC = 0.923, balanced accuracy = 0.918, F1 = 0.500, and MCC = 0.528. These metrics are consistent with the high regression AD coverage of this set (91.3%).</w:t>
+      </w:r>
+    </w:p>
+    <w:tbl>
+      <w:tblPr>
+        <w:tblStyle w:val="TableGrid"/>
+        <w:tblW w:type="auto" w:w="0"/>
+        <w:jc w:val="center"/>
+        <w:tblLook w:firstColumn="1" w:firstRow="1" w:lastColumn="0" w:lastRow="0" w:noHBand="0" w:noVBand="1" w:val="04A0"/>
+      </w:tblPr>
+      <w:tblGrid>
+        <w:gridCol w:w="3249"/>
+        <w:gridCol w:w="3249"/>
+        <w:gridCol w:w="3249"/>
+      </w:tblGrid>
+      <w:tr>
+        <w:tc>
+          <w:tcPr>
+            <w:tcW w:type="dxa" w:w="3249"/>
+            <w:shd w:fill="1F4E79" w:val="clear"/>
+          </w:tcPr>
+          <w:p>
+            <w:r>
+              <w:rPr>
+                <w:b/>
+                <w:color w:val="FFFFFF"/>
+                <w:sz w:val="18"/>
+              </w:rPr>
+              <w:t>Task</w:t>
+            </w:r>
+          </w:p>
+        </w:tc>
+        <w:tc>
+          <w:tcPr>
+            <w:tcW w:type="dxa" w:w="3249"/>
+            <w:shd w:fill="1F4E79" w:val="clear"/>
+          </w:tcPr>
+          <w:p>
+            <w:r>
+              <w:rPr>
+                <w:b/>
+                <w:color w:val="FFFFFF"/>
+                <w:sz w:val="18"/>
+              </w:rPr>
+              <w:t>Metric</w:t>
+            </w:r>
+          </w:p>
+        </w:tc>
+        <w:tc>
+          <w:tcPr>
+            <w:tcW w:type="dxa" w:w="3249"/>
+            <w:shd w:fill="1F4E79" w:val="clear"/>
+          </w:tcPr>
+          <w:p>
+            <w:r>
+              <w:rPr>
+                <w:b/>
+                <w:color w:val="FFFFFF"/>
+                <w:sz w:val="18"/>
+              </w:rPr>
+              <w:t>Value</w:t>
+            </w:r>
+          </w:p>
+        </w:tc>
+      </w:tr>
+      <w:tr>
+        <w:tc>
+          <w:tcPr>
+            <w:tcW w:type="dxa" w:w="3249"/>
+          </w:tcPr>
+          <w:p>
+            <w:r>
+              <w:rPr>
+                <w:sz w:val="18"/>
+              </w:rPr>
+              <w:t>Regression (global)</w:t>
+            </w:r>
+          </w:p>
+        </w:tc>
+        <w:tc>
+          <w:tcPr>
+            <w:tcW w:type="dxa" w:w="3249"/>
+          </w:tcPr>
+          <w:p>
+            <w:r>
+              <w:rPr>
+                <w:sz w:val="18"/>
+              </w:rPr>
+              <w:t>n / R² / RMSE / MAE</w:t>
+            </w:r>
+          </w:p>
+        </w:tc>
+        <w:tc>
+          <w:tcPr>
+            <w:tcW w:type="dxa" w:w="3249"/>
+          </w:tcPr>
+          <w:p>
+            <w:r>
+              <w:rPr>
+                <w:sz w:val="18"/>
+              </w:rPr>
+              <w:t>92 / 0.718 / 0.455 / 0.358</w:t>
+            </w:r>
+          </w:p>
+        </w:tc>
+      </w:tr>
+      <w:tr>
+        <w:tc>
+          <w:tcPr>
+            <w:tcW w:type="dxa" w:w="3249"/>
+            <w:shd w:fill="F2F2F2" w:val="clear"/>
+          </w:tcPr>
+          <w:p>
+            <w:r>
+              <w:rPr>
+                <w:sz w:val="18"/>
+              </w:rPr>
+              <w:t>Classification (T=6)</w:t>
+            </w:r>
+          </w:p>
+        </w:tc>
+        <w:tc>
+          <w:tcPr>
+            <w:tcW w:type="dxa" w:w="3249"/>
+            <w:shd w:fill="F2F2F2" w:val="clear"/>
+          </w:tcPr>
+          <w:p>
+            <w:r>
+              <w:rPr>
+                <w:sz w:val="18"/>
+              </w:rPr>
+              <w:t>AUC / BalAcc / F1 / MCC</w:t>
+            </w:r>
+          </w:p>
+        </w:tc>
+        <w:tc>
+          <w:tcPr>
+            <w:tcW w:type="dxa" w:w="3249"/>
+            <w:shd w:fill="F2F2F2" w:val="clear"/>
+          </w:tcPr>
+          <w:p>
+            <w:r>
+              <w:rPr>
+                <w:sz w:val="18"/>
+              </w:rPr>
+              <w:t>0.923 / 0.918 / 0.500 / 0.528</w:t>
+            </w:r>
+          </w:p>
+        </w:tc>
+      </w:tr>
+      <w:tr>
+        <w:tc>
+          <w:tcPr>
+            <w:tcW w:type="dxa" w:w="3249"/>
+          </w:tcPr>
+          <w:p>
+            <w:r>
+              <w:rPr>
+                <w:sz w:val="18"/>
+              </w:rPr>
+              <w:t>External actives at T=6</w:t>
+            </w:r>
+          </w:p>
+        </w:tc>
+        <w:tc>
+          <w:tcPr>
+            <w:tcW w:type="dxa" w:w="3249"/>
+          </w:tcPr>
+          <w:p>
+            <w:r>
+              <w:rPr>
+                <w:sz w:val="18"/>
+              </w:rPr>
+              <w:t>n (%)</w:t>
+            </w:r>
+          </w:p>
+        </w:tc>
+        <w:tc>
+          <w:tcPr>
+            <w:tcW w:type="dxa" w:w="3249"/>
+          </w:tcPr>
+          <w:p>
+            <w:r>
+              <w:rPr>
+                <w:sz w:val="18"/>
+              </w:rPr>
+              <w:t>7 / 92 (7.6%)</w:t>
+            </w:r>
+          </w:p>
+        </w:tc>
+      </w:tr>
+      <w:tr>
+        <w:tc>
+          <w:tcPr>
+            <w:tcW w:type="dxa" w:w="3249"/>
+            <w:shd w:fill="F2F2F2" w:val="clear"/>
+          </w:tcPr>
+          <w:p>
+            <w:r>
+              <w:rPr>
+                <w:sz w:val="18"/>
+              </w:rPr>
+              <w:t>Regression AD coverage</w:t>
+            </w:r>
+          </w:p>
+        </w:tc>
+        <w:tc>
+          <w:tcPr>
+            <w:tcW w:type="dxa" w:w="3249"/>
+            <w:shd w:fill="F2F2F2" w:val="clear"/>
+          </w:tcPr>
+          <w:p>
+            <w:r>
+              <w:rPr>
+                <w:sz w:val="18"/>
+              </w:rPr>
+              <w:t>in-AD %</w:t>
+            </w:r>
+          </w:p>
+        </w:tc>
+        <w:tc>
+          <w:tcPr>
+            <w:tcW w:type="dxa" w:w="3249"/>
+            <w:shd w:fill="F2F2F2" w:val="clear"/>
+          </w:tcPr>
+          <w:p>
+            <w:r>
+              <w:rPr>
+                <w:sz w:val="18"/>
+              </w:rPr>
+              <w:t>91.3</w:t>
+            </w:r>
+          </w:p>
+        </w:tc>
+      </w:tr>
+      <w:tr>
+        <w:tc>
+          <w:tcPr>
+            <w:tcW w:type="dxa" w:w="3249"/>
+          </w:tcPr>
+          <w:p>
+            <w:r>
+              <w:rPr>
+                <w:sz w:val="18"/>
+              </w:rPr>
+              <w:t>Classification AD coverage</w:t>
+            </w:r>
+          </w:p>
+        </w:tc>
+        <w:tc>
+          <w:tcPr>
+            <w:tcW w:type="dxa" w:w="3249"/>
+          </w:tcPr>
+          <w:p>
+            <w:r>
+              <w:rPr>
+                <w:sz w:val="18"/>
+              </w:rPr>
+              <w:t>in-AD %</w:t>
+            </w:r>
+          </w:p>
+        </w:tc>
+        <w:tc>
+          <w:tcPr>
+            <w:tcW w:type="dxa" w:w="3249"/>
+          </w:tcPr>
+          <w:p>
+            <w:r>
+              <w:rPr>
+                <w:sz w:val="18"/>
+              </w:rPr>
+              <w:t>78.3</w:t>
+            </w:r>
+          </w:p>
+        </w:tc>
+      </w:tr>
+    </w:tbl>
+    <w:p/>
+    <w:p>
+      <w:pPr>
+        <w:spacing w:after="160"/>
+      </w:pPr>
+      <w:r>
+        <w:rPr>
+          <w:rFonts w:ascii="Calibri" w:hAnsi="Calibri"/>
+          <w:b w:val="0"/>
+          <w:i/>
+          <w:sz w:val="20"/>
+        </w:rPr>
+        <w:t>Table 9. External validation summary after canonical SMILES deduplication.</w:t>
+      </w:r>
+    </w:p>
+    <w:p>
+      <w:pPr>
+        <w:jc w:val="center"/>
+      </w:pPr>
+      <w:r>
+        <w:drawing>
+          <wp:inline xmlns:a="http://schemas.openxmlformats.org/drawingml/2006/main" xmlns:pic="http://schemas.openxmlformats.org/drawingml/2006/picture">
+            <wp:extent cx="5120640" cy="2100038"/>
+            <wp:docPr id="44" name="Picture 44"/>
+            <wp:cNvGraphicFramePr>
+              <a:graphicFrameLocks noChangeAspect="1"/>
+            </wp:cNvGraphicFramePr>
+            <a:graphic>
+              <a:graphicData uri="http://schemas.openxmlformats.org/drawingml/2006/picture">
+                <pic:pic>
+                  <pic:nvPicPr>
+                    <pic:cNvPr id="0" name="external_01_pred_vs_exp.png"/>
+                    <pic:cNvPicPr/>
+                  </pic:nvPicPr>
+                  <pic:blipFill>
+                    <a:blip r:embed="rId52"/>
+                    <a:stretch>
+                      <a:fillRect/>
+                    </a:stretch>
+                  </pic:blipFill>
+                  <pic:spPr>
+                    <a:xfrm>
+                      <a:off x="0" y="0"/>
+                      <a:ext cx="5120640" cy="2100038"/>
+                    </a:xfrm>
+                    <a:prstGeom prst="rect"/>
+                  </pic:spPr>
+                </pic:pic>
+              </a:graphicData>
+            </a:graphic>
+          </wp:inline>
+        </w:drawing>
+      </w:r>
+    </w:p>
+    <w:p>
+      <w:pPr>
+        <w:spacing w:after="240"/>
+        <w:jc w:val="center"/>
+      </w:pPr>
+      <w:r>
+        <w:rPr>
+          <w:rFonts w:ascii="Calibri" w:hAnsi="Calibri"/>
+          <w:i/>
+          <w:sz w:val="20"/>
+        </w:rPr>
+        <w:t>Figure 44. External validation — predicted vs experimental pMIC (n = 92 unique molecules).</w:t>
+      </w:r>
+    </w:p>
+    <w:p>
+      <w:pPr>
+        <w:pStyle w:val="Heading2"/>
+      </w:pPr>
+      <w:r>
+        <w:t>3.8 Cascade classification → active-only regression</w:t>
+      </w:r>
+    </w:p>
+    <w:p>
+      <w:pPr>
+        <w:spacing w:after="160"/>
+      </w:pPr>
+      <w:r>
+        <w:rPr>
+          <w:rFonts w:ascii="Calibri" w:hAnsi="Calibri"/>
+          <w:b w:val="0"/>
+          <w:i w:val="0"/>
+          <w:sz w:val="22"/>
+        </w:rPr>
+        <w:t>The cascade was re-fit on the unique-molecule split. Stage A reused the saved classifier (Test AUC = 0.816; 981 predicted actives vs 405 true actives). Stage B trained an active-only regressor on 2,258 train actives (mean pMIC = 6.62). XGBoost was best by CV R² (0.223). The global regressor still ranked the full test set (R² = 0.432) but failed among true actives (R² = −3.85, RMSE = 1.32). The active-only model recovered usable potency on true test actives (Oracle R² = 0.181, RMSE = 0.543). Pipeline metrics on predicted-actives are degraded by false positives, as expected; among true positives (n = 282) R² = 0.200.</w:t>
       </w:r>
     </w:p>
     <w:tbl>
@@ -6290,7 +7500,7 @@
               <w:rPr>
                 <w:sz w:val="18"/>
               </w:rPr>
-              <w:t>7190</w:t>
+              <w:t>3837</w:t>
             </w:r>
           </w:p>
         </w:tc>
@@ -6303,7 +7513,7 @@
               <w:rPr>
                 <w:sz w:val="18"/>
               </w:rPr>
-              <w:t>0.319</w:t>
+              <w:t>0.432</w:t>
             </w:r>
           </w:p>
         </w:tc>
@@ -6316,7 +7526,7 @@
               <w:rPr>
                 <w:sz w:val="18"/>
               </w:rPr>
-              <w:t>0.784</w:t>
+              <w:t>0.714</w:t>
             </w:r>
           </w:p>
         </w:tc>
@@ -6329,7 +7539,7 @@
               <w:rPr>
                 <w:sz w:val="18"/>
               </w:rPr>
-              <w:t>0.615</w:t>
+              <w:t>0.532</w:t>
             </w:r>
           </w:p>
         </w:tc>
@@ -6359,7 +7569,7 @@
               <w:rPr>
                 <w:sz w:val="18"/>
               </w:rPr>
-              <w:t>830</w:t>
+              <w:t>405</w:t>
             </w:r>
           </w:p>
         </w:tc>
@@ -6373,7 +7583,7 @@
               <w:rPr>
                 <w:sz w:val="18"/>
               </w:rPr>
-              <w:t>−3.901</w:t>
+              <w:t>−3.853</w:t>
             </w:r>
           </w:p>
         </w:tc>
@@ -6387,7 +7597,7 @@
               <w:rPr>
                 <w:sz w:val="18"/>
               </w:rPr>
-              <w:t>1.159</w:t>
+              <w:t>1.322</w:t>
             </w:r>
           </w:p>
         </w:tc>
@@ -6401,7 +7611,7 @@
               <w:rPr>
                 <w:sz w:val="18"/>
               </w:rPr>
-              <w:t>0.963</w:t>
+              <w:t>1.074</w:t>
             </w:r>
           </w:p>
         </w:tc>
@@ -6416,7 +7626,7 @@
               <w:rPr>
                 <w:sz w:val="18"/>
               </w:rPr>
-              <w:t>Oracle active-reg, true actives</w:t>
+              <w:t>Oracle active-reg (XGBoost), true actives</w:t>
             </w:r>
           </w:p>
         </w:tc>
@@ -6429,7 +7639,7 @@
               <w:rPr>
                 <w:sz w:val="18"/>
               </w:rPr>
-              <w:t>830</w:t>
+              <w:t>405</w:t>
             </w:r>
           </w:p>
         </w:tc>
@@ -6442,7 +7652,7 @@
               <w:rPr>
                 <w:sz w:val="18"/>
               </w:rPr>
-              <w:t>0.183</w:t>
+              <w:t>0.181</w:t>
             </w:r>
           </w:p>
         </w:tc>
@@ -6455,7 +7665,7 @@
               <w:rPr>
                 <w:sz w:val="18"/>
               </w:rPr>
-              <w:t>0.473</w:t>
+              <w:t>0.543</w:t>
             </w:r>
           </w:p>
         </w:tc>
@@ -6468,7 +7678,7 @@
               <w:rPr>
                 <w:sz w:val="18"/>
               </w:rPr>
-              <w:t>0.349</w:t>
+              <w:t>0.380</w:t>
             </w:r>
           </w:p>
         </w:tc>
@@ -6512,7 +7722,7 @@
               <w:rPr>
                 <w:sz w:val="18"/>
               </w:rPr>
-              <w:t>−0.521</w:t>
+              <w:t>−1.072</w:t>
             </w:r>
           </w:p>
         </w:tc>
@@ -6526,7 +7736,7 @@
               <w:rPr>
                 <w:sz w:val="18"/>
               </w:rPr>
-              <w:t>1.304</w:t>
+              <w:t>1.529</w:t>
             </w:r>
           </w:p>
         </w:tc>
@@ -6540,7 +7750,7 @@
               <w:rPr>
                 <w:sz w:val="18"/>
               </w:rPr>
-              <w:t>1.015</w:t>
+              <w:t>1.277</w:t>
             </w:r>
           </w:p>
         </w:tc>
@@ -6568,7 +7778,7 @@
               <w:rPr>
                 <w:sz w:val="18"/>
               </w:rPr>
-              <w:t>449</w:t>
+              <w:t>282</w:t>
             </w:r>
           </w:p>
         </w:tc>
@@ -6581,7 +7791,7 @@
               <w:rPr>
                 <w:sz w:val="18"/>
               </w:rPr>
-              <w:t>0.116</w:t>
+              <w:t>0.200</w:t>
             </w:r>
           </w:p>
         </w:tc>
@@ -6594,7 +7804,7 @@
               <w:rPr>
                 <w:sz w:val="18"/>
               </w:rPr>
-              <w:t>0.519</w:t>
+              <w:t>0.554</w:t>
             </w:r>
           </w:p>
         </w:tc>
@@ -6607,7 +7817,7 @@
               <w:rPr>
                 <w:sz w:val="18"/>
               </w:rPr>
-              <w:t>0.368</w:t>
+              <w:t>0.397</w:t>
             </w:r>
           </w:p>
         </w:tc>
@@ -6637,7 +7847,7 @@
               <w:rPr>
                 <w:sz w:val="18"/>
               </w:rPr>
-              <w:t>7190</w:t>
+              <w:t>3837</w:t>
             </w:r>
           </w:p>
         </w:tc>
@@ -6651,7 +7861,7 @@
               <w:rPr>
                 <w:sz w:val="18"/>
               </w:rPr>
-              <w:t>−0.577</w:t>
+              <w:t>−0.895</w:t>
             </w:r>
           </w:p>
         </w:tc>
@@ -6665,7 +7875,7 @@
               <w:rPr>
                 <w:sz w:val="18"/>
               </w:rPr>
-              <w:t>1.193</w:t>
+              <w:t>1.304</w:t>
             </w:r>
           </w:p>
         </w:tc>
@@ -6679,7 +7889,7 @@
               <w:rPr>
                 <w:sz w:val="18"/>
               </w:rPr>
-              <w:t>0.990</w:t>
+              <w:t>1.093</w:t>
             </w:r>
           </w:p>
         </w:tc>
@@ -6697,7 +7907,7 @@
           <w:i/>
           <w:sz w:val="20"/>
         </w:rPr>
-        <w:t>Table 8. Cascade vs baseline regression on the Butina test set.</w:t>
+        <w:t>Table 10. Cascade vs baseline regression on the unique-molecule Butina test set.</w:t>
       </w:r>
     </w:p>
     <w:p>
@@ -6707,8 +7917,8 @@
       <w:r>
         <w:drawing>
           <wp:inline xmlns:a="http://schemas.openxmlformats.org/drawingml/2006/main" xmlns:pic="http://schemas.openxmlformats.org/drawingml/2006/picture">
-            <wp:extent cx="5120640" cy="1700179"/>
-            <wp:docPr id="41" name="Picture 41"/>
+            <wp:extent cx="5120640" cy="1699226"/>
+            <wp:docPr id="45" name="Picture 45"/>
             <wp:cNvGraphicFramePr>
               <a:graphicFrameLocks noChangeAspect="1"/>
             </wp:cNvGraphicFramePr>
@@ -6720,7 +7930,7 @@
                     <pic:cNvPicPr/>
                   </pic:nvPicPr>
                   <pic:blipFill>
-                    <a:blip r:embed="rId49"/>
+                    <a:blip r:embed="rId53"/>
                     <a:stretch>
                       <a:fillRect/>
                     </a:stretch>
@@ -6728,7 +7938,7 @@
                   <pic:spPr>
                     <a:xfrm>
                       <a:off x="0" y="0"/>
-                      <a:ext cx="5120640" cy="1700179"/>
+                      <a:ext cx="5120640" cy="1699226"/>
                     </a:xfrm>
                     <a:prstGeom prst="rect"/>
                   </pic:spPr>
@@ -6750,7 +7960,7 @@
           <w:i/>
           <w:sz w:val="20"/>
         </w:rPr>
-        <w:t>Figure 41. Cascade vs baseline — predicted vs experimental pMIC (test).</w:t>
+        <w:t>Figure 45. Cascade vs baseline — predicted vs experimental pMIC (test).</w:t>
       </w:r>
     </w:p>
     <w:p>
@@ -6761,7 +7971,7 @@
         <w:drawing>
           <wp:inline xmlns:a="http://schemas.openxmlformats.org/drawingml/2006/main" xmlns:pic="http://schemas.openxmlformats.org/drawingml/2006/picture">
             <wp:extent cx="5120640" cy="2512373"/>
-            <wp:docPr id="42" name="Picture 42"/>
+            <wp:docPr id="46" name="Picture 46"/>
             <wp:cNvGraphicFramePr>
               <a:graphicFrameLocks noChangeAspect="1"/>
             </wp:cNvGraphicFramePr>
@@ -6773,7 +7983,7 @@
                     <pic:cNvPicPr/>
                   </pic:nvPicPr>
                   <pic:blipFill>
-                    <a:blip r:embed="rId50"/>
+                    <a:blip r:embed="rId54"/>
                     <a:stretch>
                       <a:fillRect/>
                     </a:stretch>
@@ -6803,15 +8013,7 @@
           <w:i/>
           <w:sz w:val="20"/>
         </w:rPr>
-        <w:t>Figure 42. Cascade scenario R² comparison.</w:t>
-      </w:r>
-    </w:p>
-    <w:p>
-      <w:pPr>
-        <w:pStyle w:val="Heading2"/>
-      </w:pPr>
-      <w:r>
-        <w:t>3.6 External validation</w:t>
+        <w:t>Figure 46. Cascade scenario R² comparison.</w:t>
       </w:r>
     </w:p>
     <w:p>
@@ -6825,316 +8027,7 @@
           <w:i w:val="0"/>
           <w:sz w:val="22"/>
         </w:rPr>
-        <w:t>On Cleaned_External_Validation.xlsx (n = 122) with cutoff 6.0, the global regressor achieved R² = 0.317. Classification yielded ROC-AUC = 0.760, balanced accuracy = 0.755, F1 = 0.435. Cascade oracle RMSE on the 14 true external actives was low (0.177), while pipeline metrics again suffered from false positives.</w:t>
-      </w:r>
-    </w:p>
-    <w:tbl>
-      <w:tblPr>
-        <w:tblStyle w:val="TableGrid"/>
-        <w:tblW w:type="auto" w:w="0"/>
-        <w:jc w:val="center"/>
-        <w:tblLook w:firstColumn="1" w:firstRow="1" w:lastColumn="0" w:lastRow="0" w:noHBand="0" w:noVBand="1" w:val="04A0"/>
-      </w:tblPr>
-      <w:tblGrid>
-        <w:gridCol w:w="3249"/>
-        <w:gridCol w:w="3249"/>
-        <w:gridCol w:w="3249"/>
-      </w:tblGrid>
-      <w:tr>
-        <w:tc>
-          <w:tcPr>
-            <w:tcW w:type="dxa" w:w="3249"/>
-            <w:shd w:fill="1F4E79" w:val="clear"/>
-          </w:tcPr>
-          <w:p>
-            <w:r>
-              <w:rPr>
-                <w:b/>
-                <w:color w:val="FFFFFF"/>
-                <w:sz w:val="18"/>
-              </w:rPr>
-              <w:t>Task</w:t>
-            </w:r>
-          </w:p>
-        </w:tc>
-        <w:tc>
-          <w:tcPr>
-            <w:tcW w:type="dxa" w:w="3249"/>
-            <w:shd w:fill="1F4E79" w:val="clear"/>
-          </w:tcPr>
-          <w:p>
-            <w:r>
-              <w:rPr>
-                <w:b/>
-                <w:color w:val="FFFFFF"/>
-                <w:sz w:val="18"/>
-              </w:rPr>
-              <w:t>Metric</w:t>
-            </w:r>
-          </w:p>
-        </w:tc>
-        <w:tc>
-          <w:tcPr>
-            <w:tcW w:type="dxa" w:w="3249"/>
-            <w:shd w:fill="1F4E79" w:val="clear"/>
-          </w:tcPr>
-          <w:p>
-            <w:r>
-              <w:rPr>
-                <w:b/>
-                <w:color w:val="FFFFFF"/>
-                <w:sz w:val="18"/>
-              </w:rPr>
-              <w:t>Value</w:t>
-            </w:r>
-          </w:p>
-        </w:tc>
-      </w:tr>
-      <w:tr>
-        <w:tc>
-          <w:tcPr>
-            <w:tcW w:type="dxa" w:w="3249"/>
-          </w:tcPr>
-          <w:p>
-            <w:r>
-              <w:rPr>
-                <w:sz w:val="18"/>
-              </w:rPr>
-              <w:t>Regression (global)</w:t>
-            </w:r>
-          </w:p>
-        </w:tc>
-        <w:tc>
-          <w:tcPr>
-            <w:tcW w:type="dxa" w:w="3249"/>
-          </w:tcPr>
-          <w:p>
-            <w:r>
-              <w:rPr>
-                <w:sz w:val="18"/>
-              </w:rPr>
-              <w:t>R² / RMSE / MAE</w:t>
-            </w:r>
-          </w:p>
-        </w:tc>
-        <w:tc>
-          <w:tcPr>
-            <w:tcW w:type="dxa" w:w="3249"/>
-          </w:tcPr>
-          <w:p>
-            <w:r>
-              <w:rPr>
-                <w:sz w:val="18"/>
-              </w:rPr>
-              <w:t>0.317 / 0.719 / 0.586</w:t>
-            </w:r>
-          </w:p>
-        </w:tc>
-      </w:tr>
-      <w:tr>
-        <w:tc>
-          <w:tcPr>
-            <w:tcW w:type="dxa" w:w="3249"/>
-            <w:shd w:fill="F2F2F2" w:val="clear"/>
-          </w:tcPr>
-          <w:p>
-            <w:r>
-              <w:rPr>
-                <w:sz w:val="18"/>
-              </w:rPr>
-              <w:t>Classification (T=6)</w:t>
-            </w:r>
-          </w:p>
-        </w:tc>
-        <w:tc>
-          <w:tcPr>
-            <w:tcW w:type="dxa" w:w="3249"/>
-            <w:shd w:fill="F2F2F2" w:val="clear"/>
-          </w:tcPr>
-          <w:p>
-            <w:r>
-              <w:rPr>
-                <w:sz w:val="18"/>
-              </w:rPr>
-              <w:t>AUC / BalAcc / F1 / MCC</w:t>
-            </w:r>
-          </w:p>
-        </w:tc>
-        <w:tc>
-          <w:tcPr>
-            <w:tcW w:type="dxa" w:w="3249"/>
-            <w:shd w:fill="F2F2F2" w:val="clear"/>
-          </w:tcPr>
-          <w:p>
-            <w:r>
-              <w:rPr>
-                <w:sz w:val="18"/>
-              </w:rPr>
-              <w:t>0.760 / 0.755 / 0.435 / 0.370</w:t>
-            </w:r>
-          </w:p>
-        </w:tc>
-      </w:tr>
-      <w:tr>
-        <w:tc>
-          <w:tcPr>
-            <w:tcW w:type="dxa" w:w="3249"/>
-          </w:tcPr>
-          <w:p>
-            <w:r>
-              <w:rPr>
-                <w:sz w:val="18"/>
-              </w:rPr>
-              <w:t>Cascade oracle (n=14 actives)</w:t>
-            </w:r>
-          </w:p>
-        </w:tc>
-        <w:tc>
-          <w:tcPr>
-            <w:tcW w:type="dxa" w:w="3249"/>
-          </w:tcPr>
-          <w:p>
-            <w:r>
-              <w:rPr>
-                <w:sz w:val="18"/>
-              </w:rPr>
-              <w:t>R² / RMSE</w:t>
-            </w:r>
-          </w:p>
-        </w:tc>
-        <w:tc>
-          <w:tcPr>
-            <w:tcW w:type="dxa" w:w="3249"/>
-          </w:tcPr>
-          <w:p>
-            <w:r>
-              <w:rPr>
-                <w:sz w:val="18"/>
-              </w:rPr>
-              <w:t>0.065 / 0.177</w:t>
-            </w:r>
-          </w:p>
-        </w:tc>
-      </w:tr>
-      <w:tr>
-        <w:tc>
-          <w:tcPr>
-            <w:tcW w:type="dxa" w:w="3249"/>
-            <w:shd w:fill="F2F2F2" w:val="clear"/>
-          </w:tcPr>
-          <w:p>
-            <w:r>
-              <w:rPr>
-                <w:sz w:val="18"/>
-              </w:rPr>
-              <w:t>Cascade pipeline (n=34 pred.)</w:t>
-            </w:r>
-          </w:p>
-        </w:tc>
-        <w:tc>
-          <w:tcPr>
-            <w:tcW w:type="dxa" w:w="3249"/>
-            <w:shd w:fill="F2F2F2" w:val="clear"/>
-          </w:tcPr>
-          <w:p>
-            <w:r>
-              <w:rPr>
-                <w:sz w:val="18"/>
-              </w:rPr>
-              <w:t>R² / RMSE</w:t>
-            </w:r>
-          </w:p>
-        </w:tc>
-        <w:tc>
-          <w:tcPr>
-            <w:tcW w:type="dxa" w:w="3249"/>
-            <w:shd w:fill="F2F2F2" w:val="clear"/>
-          </w:tcPr>
-          <w:p>
-            <w:r>
-              <w:rPr>
-                <w:sz w:val="18"/>
-              </w:rPr>
-              <w:t>−1.616 / 0.816</w:t>
-            </w:r>
-          </w:p>
-        </w:tc>
-      </w:tr>
-    </w:tbl>
-    <w:p/>
-    <w:p>
-      <w:pPr>
-        <w:spacing w:after="160"/>
-      </w:pPr>
-      <w:r>
-        <w:rPr>
-          <w:rFonts w:ascii="Calibri" w:hAnsi="Calibri"/>
-          <w:b w:val="0"/>
-          <w:i/>
-          <w:sz w:val="20"/>
-        </w:rPr>
-        <w:t>Table 9. External validation summary.</w:t>
-      </w:r>
-    </w:p>
-    <w:p>
-      <w:pPr>
-        <w:jc w:val="center"/>
-      </w:pPr>
-      <w:r>
-        <w:drawing>
-          <wp:inline xmlns:a="http://schemas.openxmlformats.org/drawingml/2006/main" xmlns:pic="http://schemas.openxmlformats.org/drawingml/2006/picture">
-            <wp:extent cx="5120640" cy="2100038"/>
-            <wp:docPr id="43" name="Picture 43"/>
-            <wp:cNvGraphicFramePr>
-              <a:graphicFrameLocks noChangeAspect="1"/>
-            </wp:cNvGraphicFramePr>
-            <a:graphic>
-              <a:graphicData uri="http://schemas.openxmlformats.org/drawingml/2006/picture">
-                <pic:pic>
-                  <pic:nvPicPr>
-                    <pic:cNvPr id="0" name="external_01_pred_vs_exp.png"/>
-                    <pic:cNvPicPr/>
-                  </pic:nvPicPr>
-                  <pic:blipFill>
-                    <a:blip r:embed="rId51"/>
-                    <a:stretch>
-                      <a:fillRect/>
-                    </a:stretch>
-                  </pic:blipFill>
-                  <pic:spPr>
-                    <a:xfrm>
-                      <a:off x="0" y="0"/>
-                      <a:ext cx="5120640" cy="2100038"/>
-                    </a:xfrm>
-                    <a:prstGeom prst="rect"/>
-                  </pic:spPr>
-                </pic:pic>
-              </a:graphicData>
-            </a:graphic>
-          </wp:inline>
-        </w:drawing>
-      </w:r>
-    </w:p>
-    <w:p>
-      <w:pPr>
-        <w:spacing w:after="240"/>
-        <w:jc w:val="center"/>
-      </w:pPr>
-      <w:r>
-        <w:rPr>
-          <w:rFonts w:ascii="Calibri" w:hAnsi="Calibri"/>
-          <w:i/>
-          <w:sz w:val="20"/>
-        </w:rPr>
-        <w:t>Figure 43. External validation — predicted vs experimental pMIC.</w:t>
-      </w:r>
-    </w:p>
-    <w:p>
-      <w:pPr>
-        <w:pStyle w:val="Heading2"/>
-      </w:pPr>
-      <w:r>
-        <w:t>3.7 Library screens (cutoff 6)</w:t>
+        <w:t>On the unique external set, the global regressor on all 92 molecules remained strong (R² = 0.718), but among the 7 true actives it failed (R² = −5.77, RMSE = 0.559). Oracle active-only regression reduced RMSE to 0.214 (R² ≈ 0.01; n = 7 is too small for a stable R²). Pipeline evaluation on 28 predicted actives was again limited by false positives (R² = −1.67).</w:t>
       </w:r>
     </w:p>
     <w:tbl>
@@ -7163,7 +8056,7 @@
                 <w:color w:val="FFFFFF"/>
                 <w:sz w:val="18"/>
               </w:rPr>
-              <w:t>Library</w:t>
+              <w:t>External scenario</w:t>
             </w:r>
           </w:p>
         </w:tc>
@@ -7179,7 +8072,7 @@
                 <w:color w:val="FFFFFF"/>
                 <w:sz w:val="18"/>
               </w:rPr>
-              <w:t>Output</w:t>
+              <w:t>n</w:t>
             </w:r>
           </w:p>
         </w:tc>
@@ -7195,7 +8088,7 @@
                 <w:color w:val="FFFFFF"/>
                 <w:sz w:val="18"/>
               </w:rPr>
-              <w:t>Predicted</w:t>
+              <w:t>R²</w:t>
             </w:r>
           </w:p>
         </w:tc>
@@ -7211,7 +8104,7 @@
                 <w:color w:val="FFFFFF"/>
                 <w:sz w:val="18"/>
               </w:rPr>
-              <w:t>Notes</w:t>
+              <w:t>RMSE</w:t>
             </w:r>
           </w:p>
         </w:tc>
@@ -7226,7 +8119,7 @@
               <w:rPr>
                 <w:sz w:val="18"/>
               </w:rPr>
-              <w:t>Approved drugs</w:t>
+              <w:t>Baseline full-reg, all</w:t>
             </w:r>
           </w:p>
         </w:tc>
@@ -7239,7 +8132,7 @@
               <w:rPr>
                 <w:sz w:val="18"/>
               </w:rPr>
-              <w:t>approved_pmic.xlsx</w:t>
+              <w:t>92</w:t>
             </w:r>
           </w:p>
         </w:tc>
@@ -7252,7 +8145,7 @@
               <w:rPr>
                 <w:sz w:val="18"/>
               </w:rPr>
-              <w:t>14,605</w:t>
+              <w:t>0.718</w:t>
             </w:r>
           </w:p>
         </w:tc>
@@ -7265,7 +8158,7 @@
               <w:rPr>
                 <w:sz w:val="18"/>
               </w:rPr>
-              <w:t>875 skipped</w:t>
+              <w:t>0.455</w:t>
             </w:r>
           </w:p>
         </w:tc>
@@ -7281,7 +8174,7 @@
               <w:rPr>
                 <w:sz w:val="18"/>
               </w:rPr>
-              <w:t>4FDN natural products</w:t>
+              <w:t>Baseline full-reg, true actives</w:t>
             </w:r>
           </w:p>
         </w:tc>
@@ -7295,7 +8188,7 @@
               <w:rPr>
                 <w:sz w:val="18"/>
               </w:rPr>
-              <w:t>4FDN-Natural-products-dock_pmic.xlsx</w:t>
+              <w:t>7</w:t>
             </w:r>
           </w:p>
         </w:tc>
@@ -7309,7 +8202,7 @@
               <w:rPr>
                 <w:sz w:val="18"/>
               </w:rPr>
-              <w:t>1,923</w:t>
+              <w:t>−5.773</w:t>
             </w:r>
           </w:p>
         </w:tc>
@@ -7323,7 +8216,7 @@
               <w:rPr>
                 <w:sz w:val="18"/>
               </w:rPr>
-              <w:t>5 skipped</w:t>
+              <w:t>0.559</w:t>
             </w:r>
           </w:p>
         </w:tc>
@@ -7338,7 +8231,7 @@
               <w:rPr>
                 <w:sz w:val="18"/>
               </w:rPr>
-              <w:t>CyanoMetDB V03 2024</w:t>
+              <w:t>Oracle active-reg, true actives</w:t>
             </w:r>
           </w:p>
         </w:tc>
@@ -7351,7 +8244,7 @@
               <w:rPr>
                 <w:sz w:val="18"/>
               </w:rPr>
-              <w:t>CyanoMetDB_V03_2024_pmic.xlsx</w:t>
+              <w:t>7</w:t>
             </w:r>
           </w:p>
         </w:tc>
@@ -7364,7 +8257,7 @@
               <w:rPr>
                 <w:sz w:val="18"/>
               </w:rPr>
-              <w:t>3,059</w:t>
+              <w:t>0.009</w:t>
             </w:r>
           </w:p>
         </w:tc>
@@ -7377,7 +8270,7 @@
               <w:rPr>
                 <w:sz w:val="18"/>
               </w:rPr>
-              <w:t>184 skipped</w:t>
+              <w:t>0.214</w:t>
             </w:r>
           </w:p>
         </w:tc>
@@ -7393,7 +8286,7 @@
               <w:rPr>
                 <w:sz w:val="18"/>
               </w:rPr>
-              <w:t>COCONUT 07-2026</w:t>
+              <w:t>Pipeline active-reg, pred. actives</w:t>
             </w:r>
           </w:p>
         </w:tc>
@@ -7407,7 +8300,7 @@
               <w:rPr>
                 <w:sz w:val="18"/>
               </w:rPr>
-              <w:t>coconut_csv-07-2026_pmic.csv</w:t>
+              <w:t>28</w:t>
             </w:r>
           </w:p>
         </w:tc>
@@ -7421,7 +8314,7 @@
               <w:rPr>
                 <w:sz w:val="18"/>
               </w:rPr>
-              <w:t>738,820</w:t>
+              <w:t>−1.675</w:t>
             </w:r>
           </w:p>
         </w:tc>
@@ -7435,7 +8328,7 @@
               <w:rPr>
                 <w:sz w:val="18"/>
               </w:rPr>
-              <w:t>7 skipped; CSV for scale</w:t>
+              <w:t>0.880</w:t>
             </w:r>
           </w:p>
         </w:tc>
@@ -7453,7 +8346,334 @@
           <w:i/>
           <w:sz w:val="20"/>
         </w:rPr>
-        <w:t>Table 10. Virtual screening outputs (all original columns retained).</w:t>
+        <w:t>Table 11. Cascade external validation (canonical unique molecules).</w:t>
+      </w:r>
+    </w:p>
+    <w:p>
+      <w:pPr>
+        <w:pStyle w:val="Heading2"/>
+      </w:pPr>
+      <w:r>
+        <w:t>3.9 Library screens</w:t>
+      </w:r>
+    </w:p>
+    <w:tbl>
+      <w:tblPr>
+        <w:tblStyle w:val="TableGrid"/>
+        <w:tblW w:type="auto" w:w="0"/>
+        <w:jc w:val="center"/>
+        <w:tblLook w:firstColumn="1" w:firstRow="1" w:lastColumn="0" w:lastRow="0" w:noHBand="0" w:noVBand="1" w:val="04A0"/>
+      </w:tblPr>
+      <w:tblGrid>
+        <w:gridCol w:w="2436"/>
+        <w:gridCol w:w="2436"/>
+        <w:gridCol w:w="2436"/>
+        <w:gridCol w:w="2436"/>
+      </w:tblGrid>
+      <w:tr>
+        <w:tc>
+          <w:tcPr>
+            <w:tcW w:type="dxa" w:w="2436"/>
+            <w:shd w:fill="1F4E79" w:val="clear"/>
+          </w:tcPr>
+          <w:p>
+            <w:r>
+              <w:rPr>
+                <w:b/>
+                <w:color w:val="FFFFFF"/>
+                <w:sz w:val="18"/>
+              </w:rPr>
+              <w:t>Library</w:t>
+            </w:r>
+          </w:p>
+        </w:tc>
+        <w:tc>
+          <w:tcPr>
+            <w:tcW w:type="dxa" w:w="2436"/>
+            <w:shd w:fill="1F4E79" w:val="clear"/>
+          </w:tcPr>
+          <w:p>
+            <w:r>
+              <w:rPr>
+                <w:b/>
+                <w:color w:val="FFFFFF"/>
+                <w:sz w:val="18"/>
+              </w:rPr>
+              <w:t>Output</w:t>
+            </w:r>
+          </w:p>
+        </w:tc>
+        <w:tc>
+          <w:tcPr>
+            <w:tcW w:type="dxa" w:w="2436"/>
+            <w:shd w:fill="1F4E79" w:val="clear"/>
+          </w:tcPr>
+          <w:p>
+            <w:r>
+              <w:rPr>
+                <w:b/>
+                <w:color w:val="FFFFFF"/>
+                <w:sz w:val="18"/>
+              </w:rPr>
+              <w:t>Predicted</w:t>
+            </w:r>
+          </w:p>
+        </w:tc>
+        <w:tc>
+          <w:tcPr>
+            <w:tcW w:type="dxa" w:w="2436"/>
+            <w:shd w:fill="1F4E79" w:val="clear"/>
+          </w:tcPr>
+          <w:p>
+            <w:r>
+              <w:rPr>
+                <w:b/>
+                <w:color w:val="FFFFFF"/>
+                <w:sz w:val="18"/>
+              </w:rPr>
+              <w:t>Notes</w:t>
+            </w:r>
+          </w:p>
+        </w:tc>
+      </w:tr>
+      <w:tr>
+        <w:tc>
+          <w:tcPr>
+            <w:tcW w:type="dxa" w:w="2436"/>
+          </w:tcPr>
+          <w:p>
+            <w:r>
+              <w:rPr>
+                <w:sz w:val="18"/>
+              </w:rPr>
+              <w:t>Approved drugs</w:t>
+            </w:r>
+          </w:p>
+        </w:tc>
+        <w:tc>
+          <w:tcPr>
+            <w:tcW w:type="dxa" w:w="2436"/>
+          </w:tcPr>
+          <w:p>
+            <w:r>
+              <w:rPr>
+                <w:sz w:val="18"/>
+              </w:rPr>
+              <w:t>approved_pmic.xlsx</w:t>
+            </w:r>
+          </w:p>
+        </w:tc>
+        <w:tc>
+          <w:tcPr>
+            <w:tcW w:type="dxa" w:w="2436"/>
+          </w:tcPr>
+          <w:p>
+            <w:r>
+              <w:rPr>
+                <w:sz w:val="18"/>
+              </w:rPr>
+              <w:t>14,605</w:t>
+            </w:r>
+          </w:p>
+        </w:tc>
+        <w:tc>
+          <w:tcPr>
+            <w:tcW w:type="dxa" w:w="2436"/>
+          </w:tcPr>
+          <w:p>
+            <w:r>
+              <w:rPr>
+                <w:sz w:val="18"/>
+              </w:rPr>
+              <w:t>875 skipped; 98.7% in regression AD</w:t>
+            </w:r>
+          </w:p>
+        </w:tc>
+      </w:tr>
+      <w:tr>
+        <w:tc>
+          <w:tcPr>
+            <w:tcW w:type="dxa" w:w="2436"/>
+            <w:shd w:fill="F2F2F2" w:val="clear"/>
+          </w:tcPr>
+          <w:p>
+            <w:r>
+              <w:rPr>
+                <w:sz w:val="18"/>
+              </w:rPr>
+              <w:t>4FDN natural products</w:t>
+            </w:r>
+          </w:p>
+        </w:tc>
+        <w:tc>
+          <w:tcPr>
+            <w:tcW w:type="dxa" w:w="2436"/>
+            <w:shd w:fill="F2F2F2" w:val="clear"/>
+          </w:tcPr>
+          <w:p>
+            <w:r>
+              <w:rPr>
+                <w:sz w:val="18"/>
+              </w:rPr>
+              <w:t>4FDN-Natural-products-dock_pmic.xlsx</w:t>
+            </w:r>
+          </w:p>
+        </w:tc>
+        <w:tc>
+          <w:tcPr>
+            <w:tcW w:type="dxa" w:w="2436"/>
+            <w:shd w:fill="F2F2F2" w:val="clear"/>
+          </w:tcPr>
+          <w:p>
+            <w:r>
+              <w:rPr>
+                <w:sz w:val="18"/>
+              </w:rPr>
+              <w:t>1,923</w:t>
+            </w:r>
+          </w:p>
+        </w:tc>
+        <w:tc>
+          <w:tcPr>
+            <w:tcW w:type="dxa" w:w="2436"/>
+            <w:shd w:fill="F2F2F2" w:val="clear"/>
+          </w:tcPr>
+          <w:p>
+            <w:r>
+              <w:rPr>
+                <w:sz w:val="18"/>
+              </w:rPr>
+              <w:t>5 skipped; 100% unique mols in regression AD (n=799 unique)</w:t>
+            </w:r>
+          </w:p>
+        </w:tc>
+      </w:tr>
+      <w:tr>
+        <w:tc>
+          <w:tcPr>
+            <w:tcW w:type="dxa" w:w="2436"/>
+          </w:tcPr>
+          <w:p>
+            <w:r>
+              <w:rPr>
+                <w:sz w:val="18"/>
+              </w:rPr>
+              <w:t>CyanoMetDB V03 2024</w:t>
+            </w:r>
+          </w:p>
+        </w:tc>
+        <w:tc>
+          <w:tcPr>
+            <w:tcW w:type="dxa" w:w="2436"/>
+          </w:tcPr>
+          <w:p>
+            <w:r>
+              <w:rPr>
+                <w:sz w:val="18"/>
+              </w:rPr>
+              <w:t>CyanoMetDB_V03_2024_pmic.xlsx</w:t>
+            </w:r>
+          </w:p>
+        </w:tc>
+        <w:tc>
+          <w:tcPr>
+            <w:tcW w:type="dxa" w:w="2436"/>
+          </w:tcPr>
+          <w:p>
+            <w:r>
+              <w:rPr>
+                <w:sz w:val="18"/>
+              </w:rPr>
+              <w:t>3,059</w:t>
+            </w:r>
+          </w:p>
+        </w:tc>
+        <w:tc>
+          <w:tcPr>
+            <w:tcW w:type="dxa" w:w="2436"/>
+          </w:tcPr>
+          <w:p>
+            <w:r>
+              <w:rPr>
+                <w:sz w:val="18"/>
+              </w:rPr>
+              <w:t>184 skipped; 96.5% in regression AD</w:t>
+            </w:r>
+          </w:p>
+        </w:tc>
+      </w:tr>
+      <w:tr>
+        <w:tc>
+          <w:tcPr>
+            <w:tcW w:type="dxa" w:w="2436"/>
+            <w:shd w:fill="F2F2F2" w:val="clear"/>
+          </w:tcPr>
+          <w:p>
+            <w:r>
+              <w:rPr>
+                <w:sz w:val="18"/>
+              </w:rPr>
+              <w:t>COCONUT 07-2026</w:t>
+            </w:r>
+          </w:p>
+        </w:tc>
+        <w:tc>
+          <w:tcPr>
+            <w:tcW w:type="dxa" w:w="2436"/>
+            <w:shd w:fill="F2F2F2" w:val="clear"/>
+          </w:tcPr>
+          <w:p>
+            <w:r>
+              <w:rPr>
+                <w:sz w:val="18"/>
+              </w:rPr>
+              <w:t>coconut_csv-07-2026_pmic.csv</w:t>
+            </w:r>
+          </w:p>
+        </w:tc>
+        <w:tc>
+          <w:tcPr>
+            <w:tcW w:type="dxa" w:w="2436"/>
+            <w:shd w:fill="F2F2F2" w:val="clear"/>
+          </w:tcPr>
+          <w:p>
+            <w:r>
+              <w:rPr>
+                <w:sz w:val="18"/>
+              </w:rPr>
+              <w:t>738,820</w:t>
+            </w:r>
+          </w:p>
+        </w:tc>
+        <w:tc>
+          <w:tcPr>
+            <w:tcW w:type="dxa" w:w="2436"/>
+            <w:shd w:fill="F2F2F2" w:val="clear"/>
+          </w:tcPr>
+          <w:p>
+            <w:r>
+              <w:rPr>
+                <w:sz w:val="18"/>
+              </w:rPr>
+              <w:t>AD scored in this run (98.6% in-AD); pMIC CSV from the prior screen</w:t>
+            </w:r>
+          </w:p>
+        </w:tc>
+      </w:tr>
+    </w:tbl>
+    <w:p/>
+    <w:p>
+      <w:pPr>
+        <w:spacing w:after="160"/>
+      </w:pPr>
+      <w:r>
+        <w:rPr>
+          <w:rFonts w:ascii="Calibri" w:hAnsi="Calibri"/>
+          <w:b w:val="0"/>
+          <w:i/>
+          <w:sz w:val="20"/>
+        </w:rPr>
+        <w:t>Table 12. Virtual screening outputs. AD percentages refer to unique valid structures in Table 7.</w:t>
       </w:r>
     </w:p>
     <w:p>
@@ -7473,7 +8693,7 @@
           <w:rFonts w:ascii="Calibri" w:hAnsi="Calibri"/>
           <w:sz w:val="22"/>
         </w:rPr>
-        <w:t>Butina/Tanimoto splitting is substantially harder than random split and better reflects generalization to unseen chemotypes.</w:t>
+        <w:t>Canonical SMILES duplicate collapse halved the apparent sample (35,948 → 19,183) and is a prerequisite for claiming that each training point is a distinct molecule. Mean pMIC was used where replicate measurements disagreed (4,204 groups).</w:t>
       </w:r>
     </w:p>
     <w:p>
@@ -7485,7 +8705,7 @@
           <w:rFonts w:ascii="Calibri" w:hAnsi="Calibri"/>
           <w:sz w:val="22"/>
         </w:rPr>
-        <w:t>Cutoff 6.0 is preferred over 7.0 for classification claims because of class balance and external-label availability.</w:t>
+        <w:t>Butina/Tanimoto splitting is substantially harder than random split and better reflects generalization to unseen chemotypes. After unique-molecule modeling, Test R² rose to 0.43 versus ~0.32 on the previous non-deduplicated table.</w:t>
       </w:r>
     </w:p>
     <w:p>
@@ -7497,7 +8717,7 @@
           <w:rFonts w:ascii="Calibri" w:hAnsi="Calibri"/>
           <w:sz w:val="22"/>
         </w:rPr>
-        <w:t>Global regression is useful for overall ranking but miscalibrates among strong actives; cascade active-only regression corrects potency on true actives (Oracle) and should be applied after classification in screening workflows.</w:t>
+        <w:t>Cutoff 6.0 is preferred over 5.5 for classification claims because of higher CV AUC, despite fewer external actives (7 of 92).</w:t>
       </w:r>
     </w:p>
     <w:p>
@@ -7509,7 +8729,7 @@
           <w:rFonts w:ascii="Calibri" w:hAnsi="Calibri"/>
           <w:sz w:val="22"/>
         </w:rPr>
-        <w:t>Pipeline cascade metrics are sensitive to false positives—report Oracle and Pipeline separately.</w:t>
+        <w:t>Most screening compounds are inside the leverage AD, so domain shift is not the main caveat for those libraries; Test and classification-space External coverage are the stricter checks.</w:t>
       </w:r>
     </w:p>
     <w:p>
@@ -7533,15 +8753,39 @@
           <w:rFonts w:ascii="Calibri" w:hAnsi="Calibri"/>
           <w:sz w:val="22"/>
         </w:rPr>
-        <w:t>Stacking classification AUC is strong; hard-threshold F1 can look weak—use probability ranking for prioritization.</w:t>
+        <w:t>Classification Test F1 remains modest because of class imbalance; use probability ranking (AUC 0.816 test / 0.923 external) for prioritization.</w:t>
       </w:r>
     </w:p>
     <w:p>
       <w:pPr>
+        <w:pStyle w:val="ListBullet"/>
+      </w:pPr>
+      <w:r>
+        <w:rPr>
+          <w:rFonts w:ascii="Calibri" w:hAnsi="Calibri"/>
+          <w:sz w:val="22"/>
+        </w:rPr>
+        <w:t>Global regression is useful for overall ranking but miscalibrates among strong actives; cascade active-only regression (XGBoost) improves potency RMSE on true actives (Oracle) and should be applied after classification in screening workflows. Pipeline cascade metrics are sensitive to false positives—report Oracle and Pipeline separately.</w:t>
+      </w:r>
+    </w:p>
+    <w:p>
+      <w:pPr>
         <w:pStyle w:val="Heading1"/>
       </w:pPr>
       <w:r>
         <w:t>5. Key deliverables</w:t>
+      </w:r>
+    </w:p>
+    <w:p>
+      <w:pPr>
+        <w:pStyle w:val="ListBullet"/>
+      </w:pPr>
+      <w:r>
+        <w:rPr>
+          <w:rFonts w:ascii="Calibri" w:hAnsi="Calibri"/>
+          <w:sz w:val="22"/>
+        </w:rPr>
+        <w:t>cache_features_butina_canonical.joblib (unique-molecule features and Butina split)</w:t>
       </w:r>
     </w:p>
     <w:p>
@@ -7577,7 +8821,7 @@
           <w:rFonts w:ascii="Calibri" w:hAnsi="Calibri"/>
           <w:sz w:val="22"/>
         </w:rPr>
-        <w:t>preprocessed_data.xlsx (Split, roles, actual vs predicted labels, top-5 flags)</w:t>
+        <w:t>cascade_cls_reg_metrics.csv / cascade_test_predictions.xlsx / cascade_external_*</w:t>
       </w:r>
     </w:p>
     <w:p>
@@ -7589,7 +8833,7 @@
           <w:rFonts w:ascii="Calibri" w:hAnsi="Calibri"/>
           <w:sz w:val="22"/>
         </w:rPr>
-        <w:t>test_top5_cls_active_probability.xlsx</w:t>
+        <w:t>preprocessed_data.xlsx (n = 19,183; Split, roles, Butina_cluster)</w:t>
       </w:r>
     </w:p>
     <w:p>
@@ -7601,7 +8845,7 @@
           <w:rFonts w:ascii="Calibri" w:hAnsi="Calibri"/>
           <w:sz w:val="22"/>
         </w:rPr>
-        <w:t>cascade_cls_reg_metrics.csv / cascade_test_predictions.xlsx / cascade_external_*</w:t>
+        <w:t>plots/ including Williams overlays and ad_dataset_coverage.png / cls_ad_dataset_coverage.png</w:t>
       </w:r>
     </w:p>
     <w:p>
@@ -7613,7 +8857,7 @@
           <w:rFonts w:ascii="Calibri" w:hAnsi="Calibri"/>
           <w:sz w:val="22"/>
         </w:rPr>
-        <w:t>plots/ (regression, classification, cascade, external) and plots/fp_highlights_cls/</w:t>
+        <w:t>ad_coverage_summary.csv</w:t>
       </w:r>
     </w:p>
     <w:p>
@@ -7625,7 +8869,31 @@
           <w:rFonts w:ascii="Calibri" w:hAnsi="Calibri"/>
           <w:sz w:val="22"/>
         </w:rPr>
-        <w:t>approved_pmic.xlsx, 4FDN-Natural-products-dock_pmic.xlsx, CyanoMetDB_V03_2024_pmic.xlsx, coconut_csv-07-2026_pmic.csv</w:t>
+        <w:t>external_validation_predictions.xlsx (n = 92)</w:t>
+      </w:r>
+    </w:p>
+    <w:p>
+      <w:pPr>
+        <w:pStyle w:val="ListBullet"/>
+      </w:pPr>
+      <w:r>
+        <w:rPr>
+          <w:rFonts w:ascii="Calibri" w:hAnsi="Calibri"/>
+          <w:sz w:val="22"/>
+        </w:rPr>
+        <w:t>approved_pmic.xlsx, 4FDN-Natural-products-dock_pmic.xlsx, CyanoMetDB_V03_2024_pmic.xlsx</w:t>
+      </w:r>
+    </w:p>
+    <w:p>
+      <w:pPr>
+        <w:pStyle w:val="ListBullet"/>
+      </w:pPr>
+      <w:r>
+        <w:rPr>
+          <w:rFonts w:ascii="Calibri" w:hAnsi="Calibri"/>
+          <w:sz w:val="22"/>
+        </w:rPr>
+        <w:t>coconut_csv-07-2026_pmic.csv (prior screen; AD coverage computed in this run)</w:t>
       </w:r>
     </w:p>
     <w:p>
@@ -7647,7 +8915,7 @@
           <w:i w:val="0"/>
           <w:sz w:val="22"/>
         </w:rPr>
-        <w:t>A scaffold-aware multi-fingerprint pipeline was established for antimycobacterial pMIC modeling. Under Butina splits, ensemble regression reached Test R² ≈ 0.32 and classification at pMIC ≥ 6 achieved Test ROC-AUC ≈ 0.83 with successful external validation (AUC ≈ 0.76). Cascade active-only regression substantially improved potency RMSE among true actives relative to the global regressor and is recommended as a second stage after activity filtering. Classification-derived fingerprint highlights and large-library screens (including COCONUT) provide actionable hypotheses for drug-repurposing prioritization.</w:t>
+        <w:t>A scaffold-aware multi-fingerprint pipeline was established for antimycobacterial pMIC modeling after canonical SMILES standardization and duplicate collapse (n = 19,183 unique molecules). Under Butina splits, stacking regression reached Test R² = 0.43 and classification at pMIC ≥ 6 achieved Test ROC-AUC = 0.82 with strong external validation (R² = 0.72; AUC = 0.92 on 92 unique external molecules). Williams AD analysis showed 91% of the external set and &gt;92% of screening libraries (including COCONUT) inside the leverage domain of the training chemistry, while the held-out Butina test set was more challenging (79–84% in-AD). Cascade active-only regression (XGBoost) improved potency RMSE among true test actives relative to the global regressor (Oracle RMSE 0.54 vs 1.32) and is recommended as a second stage after activity filtering. Fingerprint highlights and library screens provide hypotheses for drug-repurposing prioritization.</w:t>
       </w:r>
     </w:p>
     <w:p>
@@ -7663,7 +8931,7 @@
         <w:br/>
         <w:t>— End of report —</w:t>
         <w:br/>
-        <w:t>Generated from pipeline v3, retrain (T=6), cascade, postprocess, and screening outputs.</w:t>
+        <w:t>Generated from pipeline v3 after canonical SMILES deduplication, cascade retrain on the unique-molecule split, Williams AD coverage (including COCONUT), and library screens.</w:t>
       </w:r>
     </w:p>
     <w:sectPr>
